--- a/setUp&CreateProject.docx
+++ b/setUp&CreateProject.docx
@@ -136,7 +136,15 @@
       </w:r>
       <w:r>
         <w:tab/>
-        <w:t>(tạo file package.json)</w:t>
+        <w:t xml:space="preserve">(tạo file </w:t>
+      </w:r>
+      <w:proofErr w:type="gramStart"/>
+      <w:r>
+        <w:t>package.json</w:t>
+      </w:r>
+      <w:proofErr w:type="gramEnd"/>
+      <w:r>
+        <w:t>)</w:t>
       </w:r>
     </w:p>
     <w:p>
@@ -284,7 +292,15 @@
         <w:tab/>
       </w:r>
       <w:r>
-        <w:t xml:space="preserve">Tại file package.json, nếu có </w:t>
+        <w:t xml:space="preserve">Tại file </w:t>
+      </w:r>
+      <w:proofErr w:type="gramStart"/>
+      <w:r>
+        <w:t>package.json</w:t>
+      </w:r>
+      <w:proofErr w:type="gramEnd"/>
+      <w:r>
+        <w:t xml:space="preserve">, nếu có </w:t>
       </w:r>
       <w:r>
         <w:rPr>
@@ -903,6 +919,7 @@
         </w:rPr>
         <w:t xml:space="preserve"> </w:t>
       </w:r>
+      <w:proofErr w:type="gramStart"/>
       <w:r>
         <w:rPr>
           <w:rFonts w:ascii="Consolas" w:eastAsia="Times New Roman" w:hAnsi="Consolas" w:cs="Times New Roman"/>
@@ -930,6 +947,7 @@
         </w:rPr>
         <w:t>getElementById</w:t>
       </w:r>
+      <w:proofErr w:type="gramEnd"/>
       <w:r>
         <w:rPr>
           <w:rFonts w:ascii="Consolas" w:eastAsia="Times New Roman" w:hAnsi="Consolas" w:cs="Times New Roman"/>
@@ -2079,6 +2097,7 @@
           <w:szCs w:val="21"/>
         </w:rPr>
       </w:pPr>
+      <w:proofErr w:type="gramStart"/>
       <w:r>
         <w:rPr>
           <w:rFonts w:ascii="Consolas" w:eastAsia="Times New Roman" w:hAnsi="Consolas" w:cs="Times New Roman"/>
@@ -2106,6 +2125,7 @@
         </w:rPr>
         <w:t>exports</w:t>
       </w:r>
+      <w:proofErr w:type="gramEnd"/>
       <w:r>
         <w:rPr>
           <w:rFonts w:ascii="Consolas" w:eastAsia="Times New Roman" w:hAnsi="Consolas" w:cs="Times New Roman"/>
@@ -2325,6 +2345,7 @@
         </w:rPr>
         <w:t xml:space="preserve"> </w:t>
       </w:r>
+      <w:proofErr w:type="gramStart"/>
       <w:r>
         <w:rPr>
           <w:rFonts w:ascii="Consolas" w:eastAsia="Times New Roman" w:hAnsi="Consolas" w:cs="Times New Roman"/>
@@ -2352,6 +2373,7 @@
         </w:rPr>
         <w:t>join</w:t>
       </w:r>
+      <w:proofErr w:type="gramEnd"/>
       <w:r>
         <w:rPr>
           <w:rFonts w:ascii="Consolas" w:eastAsia="Times New Roman" w:hAnsi="Consolas" w:cs="Times New Roman"/>
@@ -2736,6 +2758,7 @@
         </w:rPr>
         <w:t>/</w:t>
       </w:r>
+      <w:proofErr w:type="gramStart"/>
       <w:r>
         <w:rPr>
           <w:rFonts w:ascii="Consolas" w:eastAsia="Times New Roman" w:hAnsi="Consolas" w:cs="Times New Roman"/>
@@ -2754,6 +2777,7 @@
         </w:rPr>
         <w:t>(</w:t>
       </w:r>
+      <w:proofErr w:type="gramEnd"/>
       <w:r>
         <w:rPr>
           <w:rFonts w:ascii="Consolas" w:eastAsia="Times New Roman" w:hAnsi="Consolas" w:cs="Times New Roman"/>
@@ -3504,7 +3528,11 @@
     <w:p/>
     <w:p>
       <w:r>
-        <w:t xml:space="preserve">- Tạo file </w:t>
+        <w:t xml:space="preserve">- Tạo </w:t>
+      </w:r>
+      <w:proofErr w:type="gramStart"/>
+      <w:r>
+        <w:t xml:space="preserve">file </w:t>
       </w:r>
       <w:r>
         <w:rPr>
@@ -3513,6 +3541,7 @@
         </w:rPr>
         <w:t>.babelrc</w:t>
       </w:r>
+      <w:proofErr w:type="gramEnd"/>
       <w:r>
         <w:t xml:space="preserve"> ở thư mục gốc</w:t>
       </w:r>
@@ -4479,6 +4508,7 @@
         </w:rPr>
         <w:t xml:space="preserve">trong </w:t>
       </w:r>
+      <w:proofErr w:type="gramStart"/>
       <w:r>
         <w:rPr>
           <w:b/>
@@ -4488,6 +4518,7 @@
         </w:rPr>
         <w:t>package.json</w:t>
       </w:r>
+      <w:proofErr w:type="gramEnd"/>
       <w:r>
         <w:rPr>
           <w:sz w:val="28"/>
@@ -4986,8 +5017,178 @@
           <w:szCs w:val="28"/>
         </w:rPr>
       </w:pPr>
-      <w:r>
-        <w:rPr>
+    </w:p>
+    <w:p>
+      <w:pPr>
+        <w:rPr>
+          <w:b/>
+          <w:bCs/>
+          <w:sz w:val="28"/>
+          <w:szCs w:val="28"/>
+        </w:rPr>
+      </w:pPr>
+    </w:p>
+    <w:p>
+      <w:pPr>
+        <w:rPr>
+          <w:b/>
+          <w:bCs/>
+          <w:sz w:val="28"/>
+          <w:szCs w:val="28"/>
+        </w:rPr>
+      </w:pPr>
+      <w:r>
+        <w:rPr>
+          <w:b/>
+          <w:bCs/>
+          <w:sz w:val="28"/>
+          <w:szCs w:val="28"/>
+        </w:rPr>
+        <w:t>Optional:</w:t>
+      </w:r>
+    </w:p>
+    <w:p>
+      <w:pPr>
+        <w:rPr>
+          <w:sz w:val="28"/>
+          <w:szCs w:val="28"/>
+        </w:rPr>
+      </w:pPr>
+      <w:r>
+        <w:rPr>
+          <w:sz w:val="28"/>
+          <w:szCs w:val="28"/>
+        </w:rPr>
+        <w:tab/>
+        <w:t xml:space="preserve">Cài thêm thư viện </w:t>
+      </w:r>
+      <w:r>
+        <w:rPr>
+          <w:b/>
+          <w:bCs/>
+          <w:sz w:val="28"/>
+          <w:szCs w:val="28"/>
+        </w:rPr>
+        <w:t>clsx</w:t>
+      </w:r>
+      <w:r>
+        <w:rPr>
+          <w:sz w:val="28"/>
+          <w:szCs w:val="28"/>
+        </w:rPr>
+        <w:t xml:space="preserve"> (giúp cho áp dụng nhiều class cho component)</w:t>
+      </w:r>
+    </w:p>
+    <w:p>
+      <w:pPr>
+        <w:rPr>
+          <w:b/>
+          <w:bCs/>
+          <w:sz w:val="28"/>
+          <w:szCs w:val="28"/>
+        </w:rPr>
+      </w:pPr>
+      <w:r>
+        <w:rPr>
+          <w:sz w:val="28"/>
+          <w:szCs w:val="28"/>
+        </w:rPr>
+        <w:tab/>
+      </w:r>
+      <w:r>
+        <w:rPr>
+          <w:b/>
+          <w:bCs/>
+          <w:sz w:val="28"/>
+          <w:szCs w:val="28"/>
+        </w:rPr>
+        <w:t xml:space="preserve"> </w:t>
+      </w:r>
+      <w:r>
+        <w:rPr>
+          <w:b/>
+          <w:bCs/>
+          <w:sz w:val="28"/>
+          <w:szCs w:val="28"/>
+        </w:rPr>
+        <w:tab/>
+        <w:t>npm install clsx</w:t>
+      </w:r>
+    </w:p>
+    <w:p>
+      <w:pPr>
+        <w:rPr>
+          <w:b/>
+          <w:bCs/>
+          <w:sz w:val="28"/>
+          <w:szCs w:val="28"/>
+        </w:rPr>
+      </w:pPr>
+    </w:p>
+    <w:p>
+      <w:pPr>
+        <w:rPr>
+          <w:sz w:val="28"/>
+          <w:szCs w:val="28"/>
+        </w:rPr>
+      </w:pPr>
+      <w:r>
+        <w:rPr>
+          <w:sz w:val="28"/>
+          <w:szCs w:val="28"/>
+        </w:rPr>
+        <w:tab/>
+        <w:t xml:space="preserve">Cài thêm </w:t>
+      </w:r>
+      <w:r>
+        <w:rPr>
+          <w:b/>
+          <w:bCs/>
+          <w:sz w:val="28"/>
+          <w:szCs w:val="28"/>
+        </w:rPr>
+        <w:t>sass</w:t>
+      </w:r>
+      <w:r>
+        <w:rPr>
+          <w:sz w:val="28"/>
+          <w:szCs w:val="28"/>
+        </w:rPr>
+        <w:t xml:space="preserve"> ()</w:t>
+      </w:r>
+    </w:p>
+    <w:p>
+      <w:pPr>
+        <w:rPr>
+          <w:b/>
+          <w:bCs/>
+          <w:sz w:val="28"/>
+          <w:szCs w:val="28"/>
+        </w:rPr>
+      </w:pPr>
+      <w:r>
+        <w:rPr>
+          <w:b/>
+          <w:bCs/>
+          <w:sz w:val="28"/>
+          <w:szCs w:val="28"/>
+        </w:rPr>
+        <w:tab/>
+      </w:r>
+      <w:r>
+        <w:rPr>
+          <w:b/>
+          <w:bCs/>
+          <w:sz w:val="28"/>
+          <w:szCs w:val="28"/>
+        </w:rPr>
+        <w:tab/>
+        <w:t>npm install sass</w:t>
+      </w:r>
+      <w:r>
+        <w:rPr>
+          <w:b/>
+          <w:bCs/>
           <w:sz w:val="28"/>
           <w:szCs w:val="28"/>
         </w:rPr>

--- a/setUp&CreateProject.docx
+++ b/setUp&CreateProject.docx
@@ -69,7 +69,7 @@
                     <pic:cNvPicPr/>
                   </pic:nvPicPr>
                   <pic:blipFill>
-                    <a:blip r:embed="rId4"/>
+                    <a:blip r:embed="rId5"/>
                     <a:stretch>
                       <a:fillRect/>
                     </a:stretch>
@@ -221,7 +221,7 @@
         </w:rPr>
         <w:t xml:space="preserve">npm install </w:t>
       </w:r>
-      <w:hyperlink r:id="rId5" w:history="1">
+      <w:hyperlink r:id="rId6" w:history="1">
         <w:r>
           <w:rPr>
             <w:rStyle w:val="Hyperlink"/>
@@ -3850,357 +3850,6 @@
             <wp:extent cx="4981517" cy="1870730"/>
             <wp:effectExtent l="0" t="0" r="0" b="0"/>
             <wp:docPr id="2" name="Picture 2"/>
-            <wp:cNvGraphicFramePr>
-              <a:graphicFrameLocks xmlns:a="http://schemas.openxmlformats.org/drawingml/2006/main" noChangeAspect="1"/>
-            </wp:cNvGraphicFramePr>
-            <a:graphic xmlns:a="http://schemas.openxmlformats.org/drawingml/2006/main">
-              <a:graphicData uri="http://schemas.openxmlformats.org/drawingml/2006/picture">
-                <pic:pic xmlns:pic="http://schemas.openxmlformats.org/drawingml/2006/picture">
-                  <pic:nvPicPr>
-                    <pic:cNvPr id="1" name=""/>
-                    <pic:cNvPicPr/>
-                  </pic:nvPicPr>
-                  <pic:blipFill>
-                    <a:blip r:embed="rId6"/>
-                    <a:stretch>
-                      <a:fillRect/>
-                    </a:stretch>
-                  </pic:blipFill>
-                  <pic:spPr>
-                    <a:xfrm>
-                      <a:off x="0" y="0"/>
-                      <a:ext cx="4995678" cy="1876048"/>
-                    </a:xfrm>
-                    <a:prstGeom prst="rect">
-                      <a:avLst/>
-                    </a:prstGeom>
-                  </pic:spPr>
-                </pic:pic>
-              </a:graphicData>
-            </a:graphic>
-          </wp:inline>
-        </w:drawing>
-      </w:r>
-    </w:p>
-    <w:p>
-      <w:pPr>
-        <w:shd w:val="clear" w:color="auto" w:fill="1E1E1E"/>
-        <w:spacing w:after="0" w:line="285" w:lineRule="atLeast"/>
-        <w:ind w:left="1440"/>
-        <w:rPr>
-          <w:rFonts w:ascii="Consolas" w:eastAsia="Times New Roman" w:hAnsi="Consolas" w:cs="Times New Roman"/>
-          <w:color w:val="DADADA"/>
-          <w:sz w:val="21"/>
-          <w:szCs w:val="21"/>
-        </w:rPr>
-      </w:pPr>
-      <w:r>
-        <w:rPr>
-          <w:rFonts w:ascii="Consolas" w:eastAsia="Times New Roman" w:hAnsi="Consolas" w:cs="Times New Roman"/>
-          <w:color w:val="9CDCFE"/>
-          <w:sz w:val="21"/>
-          <w:szCs w:val="21"/>
-        </w:rPr>
-        <w:t>"start"</w:t>
-      </w:r>
-      <w:r>
-        <w:rPr>
-          <w:rFonts w:ascii="Consolas" w:eastAsia="Times New Roman" w:hAnsi="Consolas" w:cs="Times New Roman"/>
-          <w:color w:val="B4B4B4"/>
-          <w:sz w:val="21"/>
-          <w:szCs w:val="21"/>
-        </w:rPr>
-        <w:t>:</w:t>
-      </w:r>
-      <w:r>
-        <w:rPr>
-          <w:rFonts w:ascii="Consolas" w:eastAsia="Times New Roman" w:hAnsi="Consolas" w:cs="Times New Roman"/>
-          <w:color w:val="DADADA"/>
-          <w:sz w:val="21"/>
-          <w:szCs w:val="21"/>
-        </w:rPr>
-        <w:t xml:space="preserve"> </w:t>
-      </w:r>
-      <w:r>
-        <w:rPr>
-          <w:rFonts w:ascii="Consolas" w:eastAsia="Times New Roman" w:hAnsi="Consolas" w:cs="Times New Roman"/>
-          <w:color w:val="E8C9BB"/>
-          <w:sz w:val="21"/>
-          <w:szCs w:val="21"/>
-        </w:rPr>
-        <w:t>"</w:t>
-      </w:r>
-      <w:r>
-        <w:rPr>
-          <w:rFonts w:ascii="Consolas" w:eastAsia="Times New Roman" w:hAnsi="Consolas" w:cs="Times New Roman"/>
-          <w:color w:val="CE9178"/>
-          <w:sz w:val="21"/>
-          <w:szCs w:val="21"/>
-        </w:rPr>
-        <w:t>webpack --mode development --watch</w:t>
-      </w:r>
-      <w:r>
-        <w:rPr>
-          <w:rFonts w:ascii="Consolas" w:eastAsia="Times New Roman" w:hAnsi="Consolas" w:cs="Times New Roman"/>
-          <w:color w:val="E8C9BB"/>
-          <w:sz w:val="21"/>
-          <w:szCs w:val="21"/>
-        </w:rPr>
-        <w:t>"</w:t>
-      </w:r>
-      <w:r>
-        <w:rPr>
-          <w:rFonts w:ascii="Consolas" w:eastAsia="Times New Roman" w:hAnsi="Consolas" w:cs="Times New Roman"/>
-          <w:color w:val="B4B4B4"/>
-          <w:sz w:val="21"/>
-          <w:szCs w:val="21"/>
-        </w:rPr>
-        <w:t>,</w:t>
-      </w:r>
-    </w:p>
-    <w:p>
-      <w:pPr>
-        <w:shd w:val="clear" w:color="auto" w:fill="1E1E1E"/>
-        <w:spacing w:after="0" w:line="285" w:lineRule="atLeast"/>
-        <w:ind w:left="1440"/>
-        <w:rPr>
-          <w:rFonts w:ascii="Consolas" w:eastAsia="Times New Roman" w:hAnsi="Consolas" w:cs="Times New Roman"/>
-          <w:color w:val="DADADA"/>
-          <w:sz w:val="21"/>
-          <w:szCs w:val="21"/>
-        </w:rPr>
-      </w:pPr>
-      <w:r>
-        <w:rPr>
-          <w:rFonts w:ascii="Consolas" w:eastAsia="Times New Roman" w:hAnsi="Consolas" w:cs="Times New Roman"/>
-          <w:color w:val="9CDCFE"/>
-          <w:sz w:val="21"/>
-          <w:szCs w:val="21"/>
-        </w:rPr>
-        <w:t>"build"</w:t>
-      </w:r>
-      <w:r>
-        <w:rPr>
-          <w:rFonts w:ascii="Consolas" w:eastAsia="Times New Roman" w:hAnsi="Consolas" w:cs="Times New Roman"/>
-          <w:color w:val="B4B4B4"/>
-          <w:sz w:val="21"/>
-          <w:szCs w:val="21"/>
-        </w:rPr>
-        <w:t>:</w:t>
-      </w:r>
-      <w:r>
-        <w:rPr>
-          <w:rFonts w:ascii="Consolas" w:eastAsia="Times New Roman" w:hAnsi="Consolas" w:cs="Times New Roman"/>
-          <w:color w:val="DADADA"/>
-          <w:sz w:val="21"/>
-          <w:szCs w:val="21"/>
-        </w:rPr>
-        <w:t xml:space="preserve"> </w:t>
-      </w:r>
-      <w:r>
-        <w:rPr>
-          <w:rFonts w:ascii="Consolas" w:eastAsia="Times New Roman" w:hAnsi="Consolas" w:cs="Times New Roman"/>
-          <w:color w:val="E8C9BB"/>
-          <w:sz w:val="21"/>
-          <w:szCs w:val="21"/>
-        </w:rPr>
-        <w:t>"</w:t>
-      </w:r>
-      <w:r>
-        <w:rPr>
-          <w:rFonts w:ascii="Consolas" w:eastAsia="Times New Roman" w:hAnsi="Consolas" w:cs="Times New Roman"/>
-          <w:color w:val="CE9178"/>
-          <w:sz w:val="21"/>
-          <w:szCs w:val="21"/>
-        </w:rPr>
-        <w:t>webpack --mode production</w:t>
-      </w:r>
-      <w:r>
-        <w:rPr>
-          <w:rFonts w:ascii="Consolas" w:eastAsia="Times New Roman" w:hAnsi="Consolas" w:cs="Times New Roman"/>
-          <w:color w:val="E8C9BB"/>
-          <w:sz w:val="21"/>
-          <w:szCs w:val="21"/>
-        </w:rPr>
-        <w:t>"</w:t>
-      </w:r>
-    </w:p>
-    <w:p>
-      <w:pPr>
-        <w:rPr>
-          <w:b/>
-          <w:bCs/>
-          <w:sz w:val="28"/>
-          <w:szCs w:val="28"/>
-        </w:rPr>
-      </w:pPr>
-    </w:p>
-    <w:p>
-      <w:pPr>
-        <w:rPr>
-          <w:sz w:val="28"/>
-          <w:szCs w:val="28"/>
-        </w:rPr>
-      </w:pPr>
-      <w:r>
-        <w:rPr>
-          <w:sz w:val="28"/>
-          <w:szCs w:val="28"/>
-        </w:rPr>
-        <w:t>**</w:t>
-      </w:r>
-      <w:r>
-        <w:rPr>
-          <w:sz w:val="28"/>
-          <w:szCs w:val="28"/>
-        </w:rPr>
-        <w:t xml:space="preserve"> Tiếp tục</w:t>
-      </w:r>
-      <w:r>
-        <w:rPr>
-          <w:sz w:val="28"/>
-          <w:szCs w:val="28"/>
-        </w:rPr>
-        <w:t xml:space="preserve"> cài đặt thư viện </w:t>
-      </w:r>
-      <w:r>
-        <w:rPr>
-          <w:b/>
-          <w:bCs/>
-          <w:sz w:val="28"/>
-          <w:szCs w:val="28"/>
-        </w:rPr>
-        <w:t>html-webpack-plugin</w:t>
-      </w:r>
-    </w:p>
-    <w:p>
-      <w:pPr>
-        <w:rPr>
-          <w:sz w:val="28"/>
-          <w:szCs w:val="28"/>
-        </w:rPr>
-      </w:pPr>
-      <w:r>
-        <w:rPr>
-          <w:sz w:val="28"/>
-          <w:szCs w:val="28"/>
-        </w:rPr>
-        <w:tab/>
-        <w:t>Để giải quyết vấn đề</w:t>
-      </w:r>
-      <w:r>
-        <w:rPr>
-          <w:sz w:val="28"/>
-          <w:szCs w:val="28"/>
-        </w:rPr>
-        <w:t xml:space="preserve"> tự link file js vào html mà không cần phải link thủ công</w:t>
-      </w:r>
-      <w:r>
-        <w:rPr>
-          <w:sz w:val="28"/>
-          <w:szCs w:val="28"/>
-        </w:rPr>
-        <w:tab/>
-      </w:r>
-    </w:p>
-    <w:p>
-      <w:pPr>
-        <w:rPr>
-          <w:b/>
-          <w:bCs/>
-          <w:sz w:val="28"/>
-          <w:szCs w:val="28"/>
-        </w:rPr>
-      </w:pPr>
-      <w:r>
-        <w:rPr>
-          <w:sz w:val="28"/>
-          <w:szCs w:val="28"/>
-        </w:rPr>
-        <w:tab/>
-      </w:r>
-      <w:r>
-        <w:rPr>
-          <w:b/>
-          <w:bCs/>
-          <w:sz w:val="28"/>
-          <w:szCs w:val="28"/>
-        </w:rPr>
-        <w:t>npm install html-webpack-plugin --save-dev</w:t>
-      </w:r>
-    </w:p>
-    <w:p>
-      <w:pPr>
-        <w:rPr>
-          <w:sz w:val="28"/>
-          <w:szCs w:val="28"/>
-        </w:rPr>
-      </w:pPr>
-    </w:p>
-    <w:p>
-      <w:pPr>
-        <w:rPr>
-          <w:sz w:val="28"/>
-          <w:szCs w:val="28"/>
-        </w:rPr>
-      </w:pPr>
-      <w:r>
-        <w:rPr>
-          <w:sz w:val="28"/>
-          <w:szCs w:val="28"/>
-        </w:rPr>
-        <w:t xml:space="preserve">- Vào file </w:t>
-      </w:r>
-      <w:r>
-        <w:rPr>
-          <w:b/>
-          <w:bCs/>
-          <w:sz w:val="28"/>
-          <w:szCs w:val="28"/>
-        </w:rPr>
-        <w:t>webpack.config.js</w:t>
-      </w:r>
-      <w:r>
-        <w:rPr>
-          <w:sz w:val="28"/>
-          <w:szCs w:val="28"/>
-        </w:rPr>
-        <w:t xml:space="preserve"> thêm nội dung:</w:t>
-      </w:r>
-    </w:p>
-    <w:p>
-      <w:pPr>
-        <w:rPr>
-          <w:sz w:val="28"/>
-          <w:szCs w:val="28"/>
-        </w:rPr>
-      </w:pPr>
-      <w:r>
-        <w:rPr>
-          <w:sz w:val="28"/>
-          <w:szCs w:val="28"/>
-        </w:rPr>
-        <w:lastRenderedPageBreak/>
-        <w:tab/>
-      </w:r>
-      <w:r>
-        <w:rPr>
-          <w:sz w:val="28"/>
-          <w:szCs w:val="28"/>
-        </w:rPr>
-        <w:tab/>
-      </w:r>
-      <w:r>
-        <w:rPr>
-          <w:noProof/>
-          <w:sz w:val="28"/>
-          <w:szCs w:val="28"/>
-        </w:rPr>
-        <w:drawing>
-          <wp:inline distT="0" distB="0" distL="0" distR="0" wp14:anchorId="4BDD79F9" wp14:editId="506E7DC0">
-            <wp:extent cx="3130906" cy="2190631"/>
-            <wp:effectExtent l="0" t="0" r="0" b="635"/>
-            <wp:docPr id="7" name="Picture 7"/>
             <wp:cNvGraphicFramePr>
               <a:graphicFrameLocks xmlns:a="http://schemas.openxmlformats.org/drawingml/2006/main" noChangeAspect="1"/>
             </wp:cNvGraphicFramePr>
@@ -4220,7 +3869,7 @@
                   <pic:spPr>
                     <a:xfrm>
                       <a:off x="0" y="0"/>
-                      <a:ext cx="3149260" cy="2203473"/>
+                      <a:ext cx="4995678" cy="1876048"/>
                     </a:xfrm>
                     <a:prstGeom prst="rect">
                       <a:avLst/>
@@ -4235,35 +3884,312 @@
     </w:p>
     <w:p>
       <w:pPr>
-        <w:rPr>
-          <w:sz w:val="28"/>
-          <w:szCs w:val="28"/>
-        </w:rPr>
-      </w:pPr>
-    </w:p>
-    <w:p>
-      <w:pPr>
-        <w:rPr>
-          <w:sz w:val="28"/>
-          <w:szCs w:val="28"/>
-        </w:rPr>
-      </w:pPr>
-      <w:r>
-        <w:rPr>
-          <w:sz w:val="28"/>
-          <w:szCs w:val="28"/>
-        </w:rPr>
-        <w:t>Sau khi thêm xong thì</w:t>
-      </w:r>
-    </w:p>
-    <w:p>
-      <w:pPr>
-        <w:ind w:firstLine="720"/>
-        <w:rPr>
-          <w:sz w:val="28"/>
-          <w:szCs w:val="28"/>
-        </w:rPr>
-      </w:pPr>
+        <w:shd w:val="clear" w:color="auto" w:fill="1E1E1E"/>
+        <w:spacing w:after="0" w:line="285" w:lineRule="atLeast"/>
+        <w:ind w:left="1440"/>
+        <w:rPr>
+          <w:rFonts w:ascii="Consolas" w:eastAsia="Times New Roman" w:hAnsi="Consolas" w:cs="Times New Roman"/>
+          <w:color w:val="DADADA"/>
+          <w:sz w:val="21"/>
+          <w:szCs w:val="21"/>
+        </w:rPr>
+      </w:pPr>
+      <w:r>
+        <w:rPr>
+          <w:rFonts w:ascii="Consolas" w:eastAsia="Times New Roman" w:hAnsi="Consolas" w:cs="Times New Roman"/>
+          <w:color w:val="9CDCFE"/>
+          <w:sz w:val="21"/>
+          <w:szCs w:val="21"/>
+        </w:rPr>
+        <w:t>"start"</w:t>
+      </w:r>
+      <w:r>
+        <w:rPr>
+          <w:rFonts w:ascii="Consolas" w:eastAsia="Times New Roman" w:hAnsi="Consolas" w:cs="Times New Roman"/>
+          <w:color w:val="B4B4B4"/>
+          <w:sz w:val="21"/>
+          <w:szCs w:val="21"/>
+        </w:rPr>
+        <w:t>:</w:t>
+      </w:r>
+      <w:r>
+        <w:rPr>
+          <w:rFonts w:ascii="Consolas" w:eastAsia="Times New Roman" w:hAnsi="Consolas" w:cs="Times New Roman"/>
+          <w:color w:val="DADADA"/>
+          <w:sz w:val="21"/>
+          <w:szCs w:val="21"/>
+        </w:rPr>
+        <w:t xml:space="preserve"> </w:t>
+      </w:r>
+      <w:r>
+        <w:rPr>
+          <w:rFonts w:ascii="Consolas" w:eastAsia="Times New Roman" w:hAnsi="Consolas" w:cs="Times New Roman"/>
+          <w:color w:val="E8C9BB"/>
+          <w:sz w:val="21"/>
+          <w:szCs w:val="21"/>
+        </w:rPr>
+        <w:t>"</w:t>
+      </w:r>
+      <w:r>
+        <w:rPr>
+          <w:rFonts w:ascii="Consolas" w:eastAsia="Times New Roman" w:hAnsi="Consolas" w:cs="Times New Roman"/>
+          <w:color w:val="CE9178"/>
+          <w:sz w:val="21"/>
+          <w:szCs w:val="21"/>
+        </w:rPr>
+        <w:t>webpack --mode development --watch</w:t>
+      </w:r>
+      <w:r>
+        <w:rPr>
+          <w:rFonts w:ascii="Consolas" w:eastAsia="Times New Roman" w:hAnsi="Consolas" w:cs="Times New Roman"/>
+          <w:color w:val="E8C9BB"/>
+          <w:sz w:val="21"/>
+          <w:szCs w:val="21"/>
+        </w:rPr>
+        <w:t>"</w:t>
+      </w:r>
+      <w:r>
+        <w:rPr>
+          <w:rFonts w:ascii="Consolas" w:eastAsia="Times New Roman" w:hAnsi="Consolas" w:cs="Times New Roman"/>
+          <w:color w:val="B4B4B4"/>
+          <w:sz w:val="21"/>
+          <w:szCs w:val="21"/>
+        </w:rPr>
+        <w:t>,</w:t>
+      </w:r>
+    </w:p>
+    <w:p>
+      <w:pPr>
+        <w:shd w:val="clear" w:color="auto" w:fill="1E1E1E"/>
+        <w:spacing w:after="0" w:line="285" w:lineRule="atLeast"/>
+        <w:ind w:left="1440"/>
+        <w:rPr>
+          <w:rFonts w:ascii="Consolas" w:eastAsia="Times New Roman" w:hAnsi="Consolas" w:cs="Times New Roman"/>
+          <w:color w:val="DADADA"/>
+          <w:sz w:val="21"/>
+          <w:szCs w:val="21"/>
+        </w:rPr>
+      </w:pPr>
+      <w:r>
+        <w:rPr>
+          <w:rFonts w:ascii="Consolas" w:eastAsia="Times New Roman" w:hAnsi="Consolas" w:cs="Times New Roman"/>
+          <w:color w:val="9CDCFE"/>
+          <w:sz w:val="21"/>
+          <w:szCs w:val="21"/>
+        </w:rPr>
+        <w:t>"build"</w:t>
+      </w:r>
+      <w:r>
+        <w:rPr>
+          <w:rFonts w:ascii="Consolas" w:eastAsia="Times New Roman" w:hAnsi="Consolas" w:cs="Times New Roman"/>
+          <w:color w:val="B4B4B4"/>
+          <w:sz w:val="21"/>
+          <w:szCs w:val="21"/>
+        </w:rPr>
+        <w:t>:</w:t>
+      </w:r>
+      <w:r>
+        <w:rPr>
+          <w:rFonts w:ascii="Consolas" w:eastAsia="Times New Roman" w:hAnsi="Consolas" w:cs="Times New Roman"/>
+          <w:color w:val="DADADA"/>
+          <w:sz w:val="21"/>
+          <w:szCs w:val="21"/>
+        </w:rPr>
+        <w:t xml:space="preserve"> </w:t>
+      </w:r>
+      <w:r>
+        <w:rPr>
+          <w:rFonts w:ascii="Consolas" w:eastAsia="Times New Roman" w:hAnsi="Consolas" w:cs="Times New Roman"/>
+          <w:color w:val="E8C9BB"/>
+          <w:sz w:val="21"/>
+          <w:szCs w:val="21"/>
+        </w:rPr>
+        <w:t>"</w:t>
+      </w:r>
+      <w:r>
+        <w:rPr>
+          <w:rFonts w:ascii="Consolas" w:eastAsia="Times New Roman" w:hAnsi="Consolas" w:cs="Times New Roman"/>
+          <w:color w:val="CE9178"/>
+          <w:sz w:val="21"/>
+          <w:szCs w:val="21"/>
+        </w:rPr>
+        <w:t>webpack --mode production</w:t>
+      </w:r>
+      <w:r>
+        <w:rPr>
+          <w:rFonts w:ascii="Consolas" w:eastAsia="Times New Roman" w:hAnsi="Consolas" w:cs="Times New Roman"/>
+          <w:color w:val="E8C9BB"/>
+          <w:sz w:val="21"/>
+          <w:szCs w:val="21"/>
+        </w:rPr>
+        <w:t>"</w:t>
+      </w:r>
+    </w:p>
+    <w:p>
+      <w:pPr>
+        <w:rPr>
+          <w:b/>
+          <w:bCs/>
+          <w:sz w:val="28"/>
+          <w:szCs w:val="28"/>
+        </w:rPr>
+      </w:pPr>
+    </w:p>
+    <w:p>
+      <w:pPr>
+        <w:rPr>
+          <w:sz w:val="28"/>
+          <w:szCs w:val="28"/>
+        </w:rPr>
+      </w:pPr>
+      <w:r>
+        <w:rPr>
+          <w:sz w:val="28"/>
+          <w:szCs w:val="28"/>
+        </w:rPr>
+        <w:t>**</w:t>
+      </w:r>
+      <w:r>
+        <w:rPr>
+          <w:sz w:val="28"/>
+          <w:szCs w:val="28"/>
+        </w:rPr>
+        <w:t xml:space="preserve"> Tiếp tục</w:t>
+      </w:r>
+      <w:r>
+        <w:rPr>
+          <w:sz w:val="28"/>
+          <w:szCs w:val="28"/>
+        </w:rPr>
+        <w:t xml:space="preserve"> cài đặt thư viện </w:t>
+      </w:r>
+      <w:r>
+        <w:rPr>
+          <w:b/>
+          <w:bCs/>
+          <w:sz w:val="28"/>
+          <w:szCs w:val="28"/>
+        </w:rPr>
+        <w:t>html-webpack-plugin</w:t>
+      </w:r>
+    </w:p>
+    <w:p>
+      <w:pPr>
+        <w:rPr>
+          <w:sz w:val="28"/>
+          <w:szCs w:val="28"/>
+        </w:rPr>
+      </w:pPr>
+      <w:r>
+        <w:rPr>
+          <w:sz w:val="28"/>
+          <w:szCs w:val="28"/>
+        </w:rPr>
+        <w:tab/>
+        <w:t>Để giải quyết vấn đề</w:t>
+      </w:r>
+      <w:r>
+        <w:rPr>
+          <w:sz w:val="28"/>
+          <w:szCs w:val="28"/>
+        </w:rPr>
+        <w:t xml:space="preserve"> tự link file js vào html mà không cần phải link thủ công</w:t>
+      </w:r>
+      <w:r>
+        <w:rPr>
+          <w:sz w:val="28"/>
+          <w:szCs w:val="28"/>
+        </w:rPr>
+        <w:tab/>
+      </w:r>
+    </w:p>
+    <w:p>
+      <w:pPr>
+        <w:rPr>
+          <w:b/>
+          <w:bCs/>
+          <w:sz w:val="28"/>
+          <w:szCs w:val="28"/>
+        </w:rPr>
+      </w:pPr>
+      <w:r>
+        <w:rPr>
+          <w:sz w:val="28"/>
+          <w:szCs w:val="28"/>
+        </w:rPr>
+        <w:tab/>
+      </w:r>
+      <w:r>
+        <w:rPr>
+          <w:b/>
+          <w:bCs/>
+          <w:sz w:val="28"/>
+          <w:szCs w:val="28"/>
+        </w:rPr>
+        <w:t>npm install html-webpack-plugin --save-dev</w:t>
+      </w:r>
+    </w:p>
+    <w:p>
+      <w:pPr>
+        <w:rPr>
+          <w:sz w:val="28"/>
+          <w:szCs w:val="28"/>
+        </w:rPr>
+      </w:pPr>
+    </w:p>
+    <w:p>
+      <w:pPr>
+        <w:rPr>
+          <w:sz w:val="28"/>
+          <w:szCs w:val="28"/>
+        </w:rPr>
+      </w:pPr>
+      <w:r>
+        <w:rPr>
+          <w:sz w:val="28"/>
+          <w:szCs w:val="28"/>
+        </w:rPr>
+        <w:t xml:space="preserve">- Vào file </w:t>
+      </w:r>
+      <w:r>
+        <w:rPr>
+          <w:b/>
+          <w:bCs/>
+          <w:sz w:val="28"/>
+          <w:szCs w:val="28"/>
+        </w:rPr>
+        <w:t>webpack.config.js</w:t>
+      </w:r>
+      <w:r>
+        <w:rPr>
+          <w:sz w:val="28"/>
+          <w:szCs w:val="28"/>
+        </w:rPr>
+        <w:t xml:space="preserve"> thêm nội dung:</w:t>
+      </w:r>
+    </w:p>
+    <w:p>
+      <w:pPr>
+        <w:rPr>
+          <w:sz w:val="28"/>
+          <w:szCs w:val="28"/>
+        </w:rPr>
+      </w:pPr>
+      <w:r>
+        <w:rPr>
+          <w:sz w:val="28"/>
+          <w:szCs w:val="28"/>
+        </w:rPr>
+        <w:lastRenderedPageBreak/>
+        <w:tab/>
+      </w:r>
+      <w:r>
+        <w:rPr>
+          <w:sz w:val="28"/>
+          <w:szCs w:val="28"/>
+        </w:rPr>
+        <w:tab/>
+      </w:r>
       <w:r>
         <w:rPr>
           <w:noProof/>
@@ -4271,10 +4197,10 @@
           <w:szCs w:val="28"/>
         </w:rPr>
         <w:drawing>
-          <wp:inline distT="0" distB="0" distL="0" distR="0" wp14:anchorId="55BB5F46" wp14:editId="26530C1C">
-            <wp:extent cx="3690834" cy="1777594"/>
-            <wp:effectExtent l="0" t="0" r="5080" b="0"/>
-            <wp:docPr id="8" name="Picture 8"/>
+          <wp:inline distT="0" distB="0" distL="0" distR="0" wp14:anchorId="4BDD79F9" wp14:editId="506E7DC0">
+            <wp:extent cx="3130906" cy="2190631"/>
+            <wp:effectExtent l="0" t="0" r="0" b="635"/>
+            <wp:docPr id="7" name="Picture 7"/>
             <wp:cNvGraphicFramePr>
               <a:graphicFrameLocks xmlns:a="http://schemas.openxmlformats.org/drawingml/2006/main" noChangeAspect="1"/>
             </wp:cNvGraphicFramePr>
@@ -4294,7 +4220,7 @@
                   <pic:spPr>
                     <a:xfrm>
                       <a:off x="0" y="0"/>
-                      <a:ext cx="3694642" cy="1779428"/>
+                      <a:ext cx="3149260" cy="2203473"/>
                     </a:xfrm>
                     <a:prstGeom prst="rect">
                       <a:avLst/>
@@ -4309,300 +4235,46 @@
     </w:p>
     <w:p>
       <w:pPr>
+        <w:rPr>
+          <w:sz w:val="28"/>
+          <w:szCs w:val="28"/>
+        </w:rPr>
+      </w:pPr>
+    </w:p>
+    <w:p>
+      <w:pPr>
+        <w:rPr>
+          <w:sz w:val="28"/>
+          <w:szCs w:val="28"/>
+        </w:rPr>
+      </w:pPr>
+      <w:r>
+        <w:rPr>
+          <w:sz w:val="28"/>
+          <w:szCs w:val="28"/>
+        </w:rPr>
+        <w:t>Sau khi thêm xong thì</w:t>
+      </w:r>
+    </w:p>
+    <w:p>
+      <w:pPr>
         <w:ind w:firstLine="720"/>
         <w:rPr>
-          <w:color w:val="4472C4" w:themeColor="accent1"/>
-          <w:sz w:val="28"/>
-          <w:szCs w:val="28"/>
-        </w:rPr>
-      </w:pPr>
-      <w:r>
-        <w:rPr>
-          <w:color w:val="4472C4" w:themeColor="accent1"/>
-          <w:sz w:val="28"/>
-          <w:szCs w:val="28"/>
-        </w:rPr>
-        <w:t>Không cần thêm file .js thủ công</w:t>
-      </w:r>
-      <w:r>
-        <w:rPr>
-          <w:color w:val="4472C4" w:themeColor="accent1"/>
-          <w:sz w:val="28"/>
-          <w:szCs w:val="28"/>
-        </w:rPr>
-        <w:t xml:space="preserve"> vì </w:t>
-      </w:r>
-      <w:r>
-        <w:rPr>
-          <w:b/>
-          <w:bCs/>
-          <w:color w:val="4472C4" w:themeColor="accent1"/>
-          <w:sz w:val="28"/>
-          <w:szCs w:val="28"/>
-        </w:rPr>
-        <w:t>WebPackPlugin</w:t>
-      </w:r>
-      <w:r>
-        <w:rPr>
-          <w:color w:val="4472C4" w:themeColor="accent1"/>
-          <w:sz w:val="28"/>
-          <w:szCs w:val="28"/>
-        </w:rPr>
-        <w:t xml:space="preserve"> đã đưa file js vào rồi không cần đưa thủ công nữa</w:t>
-      </w:r>
-    </w:p>
-    <w:p>
-      <w:pPr>
-        <w:rPr>
-          <w:sz w:val="28"/>
-          <w:szCs w:val="28"/>
-        </w:rPr>
-      </w:pPr>
-    </w:p>
-    <w:p>
-      <w:pPr>
-        <w:rPr>
-          <w:b/>
-          <w:bCs/>
-          <w:sz w:val="28"/>
-          <w:szCs w:val="28"/>
-        </w:rPr>
-      </w:pPr>
-      <w:r>
-        <w:rPr>
-          <w:sz w:val="28"/>
-          <w:szCs w:val="28"/>
-        </w:rPr>
-        <w:t xml:space="preserve">** Cài đặt </w:t>
-      </w:r>
-      <w:r>
-        <w:rPr>
-          <w:b/>
-          <w:bCs/>
-          <w:sz w:val="28"/>
-          <w:szCs w:val="28"/>
-        </w:rPr>
-        <w:t>webpack-dev-server</w:t>
-      </w:r>
-    </w:p>
-    <w:p>
-      <w:pPr>
-        <w:rPr>
-          <w:sz w:val="28"/>
-          <w:szCs w:val="28"/>
-        </w:rPr>
-      </w:pPr>
-      <w:r>
-        <w:rPr>
-          <w:b/>
-          <w:bCs/>
-          <w:sz w:val="28"/>
-          <w:szCs w:val="28"/>
-        </w:rPr>
-        <w:tab/>
-      </w:r>
-      <w:r>
-        <w:rPr>
-          <w:sz w:val="28"/>
-          <w:szCs w:val="28"/>
-        </w:rPr>
-        <w:t xml:space="preserve">Thay vì sử dụng VSCode Live Server để chạy web. webpack-dev-server dùng để start web server thông qua Node. </w:t>
-      </w:r>
-    </w:p>
-    <w:p>
-      <w:pPr>
-        <w:ind w:firstLine="720"/>
-        <w:rPr>
-          <w:sz w:val="28"/>
-          <w:szCs w:val="28"/>
-        </w:rPr>
-      </w:pPr>
-      <w:r>
-        <w:rPr>
-          <w:sz w:val="28"/>
-          <w:szCs w:val="28"/>
-        </w:rPr>
-        <w:t>Cài đặt:</w:t>
-      </w:r>
-    </w:p>
-    <w:p>
-      <w:pPr>
-        <w:ind w:firstLine="720"/>
-        <w:rPr>
-          <w:b/>
-          <w:bCs/>
-          <w:sz w:val="28"/>
-          <w:szCs w:val="28"/>
-        </w:rPr>
-      </w:pPr>
-      <w:r>
-        <w:rPr>
-          <w:sz w:val="28"/>
-          <w:szCs w:val="28"/>
-        </w:rPr>
-        <w:tab/>
-      </w:r>
-      <w:r>
-        <w:rPr>
-          <w:b/>
-          <w:bCs/>
-          <w:sz w:val="28"/>
-          <w:szCs w:val="28"/>
-        </w:rPr>
-        <w:t>npm install webpack-dev-server --save-dev</w:t>
-      </w:r>
-    </w:p>
-    <w:p>
-      <w:pPr>
-        <w:rPr>
-          <w:b/>
-          <w:bCs/>
-          <w:sz w:val="28"/>
-          <w:szCs w:val="28"/>
-        </w:rPr>
-      </w:pPr>
-    </w:p>
-    <w:p>
-      <w:pPr>
-        <w:rPr>
-          <w:sz w:val="28"/>
-          <w:szCs w:val="28"/>
-        </w:rPr>
-      </w:pPr>
-      <w:r>
-        <w:rPr>
-          <w:b/>
-          <w:bCs/>
-          <w:sz w:val="28"/>
-          <w:szCs w:val="28"/>
-        </w:rPr>
-        <w:t xml:space="preserve">- </w:t>
-      </w:r>
-      <w:r>
-        <w:rPr>
-          <w:sz w:val="28"/>
-          <w:szCs w:val="28"/>
-        </w:rPr>
-        <w:t xml:space="preserve">Đổi </w:t>
-      </w:r>
-      <w:r>
-        <w:rPr>
-          <w:b/>
-          <w:bCs/>
-          <w:sz w:val="28"/>
-          <w:szCs w:val="28"/>
-        </w:rPr>
-        <w:t>“start”</w:t>
-      </w:r>
-      <w:r>
-        <w:rPr>
-          <w:sz w:val="28"/>
-          <w:szCs w:val="28"/>
-        </w:rPr>
-        <w:t xml:space="preserve"> </w:t>
-      </w:r>
-      <w:r>
-        <w:rPr>
-          <w:sz w:val="28"/>
-          <w:szCs w:val="28"/>
-        </w:rPr>
-        <w:t xml:space="preserve">trong </w:t>
-      </w:r>
-      <w:proofErr w:type="gramStart"/>
-      <w:r>
-        <w:rPr>
-          <w:b/>
-          <w:bCs/>
-          <w:sz w:val="28"/>
-          <w:szCs w:val="28"/>
-        </w:rPr>
-        <w:t>package.json</w:t>
-      </w:r>
-      <w:proofErr w:type="gramEnd"/>
-      <w:r>
-        <w:rPr>
-          <w:sz w:val="28"/>
-          <w:szCs w:val="28"/>
-        </w:rPr>
-        <w:t xml:space="preserve"> </w:t>
-      </w:r>
-      <w:r>
-        <w:rPr>
-          <w:sz w:val="28"/>
-          <w:szCs w:val="28"/>
-        </w:rPr>
-        <w:t>để có thể run server</w:t>
-      </w:r>
-      <w:r>
-        <w:rPr>
-          <w:sz w:val="28"/>
-          <w:szCs w:val="28"/>
-        </w:rPr>
-        <w:t xml:space="preserve"> bằng </w:t>
-      </w:r>
-      <w:r>
-        <w:rPr>
-          <w:b/>
-          <w:bCs/>
-          <w:sz w:val="28"/>
-          <w:szCs w:val="28"/>
-        </w:rPr>
-        <w:t>webpack-dev-server</w:t>
-      </w:r>
-      <w:r>
-        <w:rPr>
-          <w:sz w:val="28"/>
-          <w:szCs w:val="28"/>
-        </w:rPr>
-        <w:t xml:space="preserve"> thay vì thay đổi code</w:t>
-      </w:r>
-      <w:r>
-        <w:rPr>
-          <w:sz w:val="28"/>
-          <w:szCs w:val="28"/>
-        </w:rPr>
-        <w:t xml:space="preserve"> và chạy server từ VSC</w:t>
-      </w:r>
-      <w:r>
-        <w:rPr>
-          <w:sz w:val="28"/>
-          <w:szCs w:val="28"/>
-        </w:rPr>
-        <w:t xml:space="preserve"> như ban đầu</w:t>
-      </w:r>
-    </w:p>
-    <w:p>
-      <w:pPr>
-        <w:rPr>
-          <w:b/>
-          <w:bCs/>
-          <w:sz w:val="28"/>
-          <w:szCs w:val="28"/>
-        </w:rPr>
-      </w:pPr>
-      <w:r>
-        <w:rPr>
-          <w:b/>
-          <w:bCs/>
-          <w:sz w:val="28"/>
-          <w:szCs w:val="28"/>
-        </w:rPr>
-        <w:lastRenderedPageBreak/>
-        <w:tab/>
-      </w:r>
-      <w:r>
-        <w:rPr>
-          <w:b/>
-          <w:bCs/>
+          <w:sz w:val="28"/>
+          <w:szCs w:val="28"/>
+        </w:rPr>
+      </w:pPr>
+      <w:r>
+        <w:rPr>
           <w:noProof/>
           <w:sz w:val="28"/>
           <w:szCs w:val="28"/>
         </w:rPr>
         <w:drawing>
-          <wp:inline distT="0" distB="0" distL="0" distR="0" wp14:anchorId="5CF7A9F2" wp14:editId="219EB9A2">
-            <wp:extent cx="3972154" cy="626835"/>
-            <wp:effectExtent l="0" t="0" r="0" b="1905"/>
-            <wp:docPr id="9" name="Picture 9"/>
+          <wp:inline distT="0" distB="0" distL="0" distR="0" wp14:anchorId="55BB5F46" wp14:editId="26530C1C">
+            <wp:extent cx="3690834" cy="1777594"/>
+            <wp:effectExtent l="0" t="0" r="5080" b="0"/>
+            <wp:docPr id="8" name="Picture 8"/>
             <wp:cNvGraphicFramePr>
               <a:graphicFrameLocks xmlns:a="http://schemas.openxmlformats.org/drawingml/2006/main" noChangeAspect="1"/>
             </wp:cNvGraphicFramePr>
@@ -4622,7 +4294,7 @@
                   <pic:spPr>
                     <a:xfrm>
                       <a:off x="0" y="0"/>
-                      <a:ext cx="3981781" cy="628354"/>
+                      <a:ext cx="3694642" cy="1779428"/>
                     </a:xfrm>
                     <a:prstGeom prst="rect">
                       <a:avLst/>
@@ -4637,638 +4309,300 @@
     </w:p>
     <w:p>
       <w:pPr>
-        <w:shd w:val="clear" w:color="auto" w:fill="1E1E1E"/>
-        <w:spacing w:line="285" w:lineRule="atLeast"/>
-        <w:ind w:left="720"/>
-        <w:rPr>
-          <w:rFonts w:ascii="Consolas" w:eastAsia="Times New Roman" w:hAnsi="Consolas" w:cs="Times New Roman"/>
-          <w:color w:val="DADADA"/>
-          <w:sz w:val="21"/>
-          <w:szCs w:val="21"/>
-        </w:rPr>
-      </w:pPr>
-      <w:r>
-        <w:rPr>
-          <w:rFonts w:ascii="Consolas" w:eastAsia="Times New Roman" w:hAnsi="Consolas" w:cs="Times New Roman"/>
-          <w:color w:val="9CDCFE"/>
-          <w:sz w:val="21"/>
-          <w:szCs w:val="21"/>
-        </w:rPr>
-        <w:t xml:space="preserve">  </w:t>
-      </w:r>
-      <w:r>
-        <w:rPr>
-          <w:rFonts w:ascii="Consolas" w:eastAsia="Times New Roman" w:hAnsi="Consolas" w:cs="Times New Roman"/>
-          <w:color w:val="9CDCFE"/>
-          <w:sz w:val="21"/>
-          <w:szCs w:val="21"/>
-        </w:rPr>
-        <w:t>"scripts"</w:t>
-      </w:r>
-      <w:r>
-        <w:rPr>
-          <w:rFonts w:ascii="Consolas" w:eastAsia="Times New Roman" w:hAnsi="Consolas" w:cs="Times New Roman"/>
-          <w:color w:val="B4B4B4"/>
-          <w:sz w:val="21"/>
-          <w:szCs w:val="21"/>
-        </w:rPr>
-        <w:t>:</w:t>
-      </w:r>
-      <w:r>
-        <w:rPr>
-          <w:rFonts w:ascii="Consolas" w:eastAsia="Times New Roman" w:hAnsi="Consolas" w:cs="Times New Roman"/>
-          <w:color w:val="DADADA"/>
-          <w:sz w:val="21"/>
-          <w:szCs w:val="21"/>
+        <w:ind w:firstLine="720"/>
+        <w:rPr>
+          <w:color w:val="4472C4" w:themeColor="accent1"/>
+          <w:sz w:val="28"/>
+          <w:szCs w:val="28"/>
+        </w:rPr>
+      </w:pPr>
+      <w:r>
+        <w:rPr>
+          <w:color w:val="4472C4" w:themeColor="accent1"/>
+          <w:sz w:val="28"/>
+          <w:szCs w:val="28"/>
+        </w:rPr>
+        <w:t>Không cần thêm file .js thủ công</w:t>
+      </w:r>
+      <w:r>
+        <w:rPr>
+          <w:color w:val="4472C4" w:themeColor="accent1"/>
+          <w:sz w:val="28"/>
+          <w:szCs w:val="28"/>
+        </w:rPr>
+        <w:t xml:space="preserve"> vì </w:t>
+      </w:r>
+      <w:r>
+        <w:rPr>
+          <w:b/>
+          <w:bCs/>
+          <w:color w:val="4472C4" w:themeColor="accent1"/>
+          <w:sz w:val="28"/>
+          <w:szCs w:val="28"/>
+        </w:rPr>
+        <w:t>WebPackPlugin</w:t>
+      </w:r>
+      <w:r>
+        <w:rPr>
+          <w:color w:val="4472C4" w:themeColor="accent1"/>
+          <w:sz w:val="28"/>
+          <w:szCs w:val="28"/>
+        </w:rPr>
+        <w:t xml:space="preserve"> đã đưa file js vào rồi không cần đưa thủ công nữa</w:t>
+      </w:r>
+    </w:p>
+    <w:p>
+      <w:pPr>
+        <w:rPr>
+          <w:sz w:val="28"/>
+          <w:szCs w:val="28"/>
+        </w:rPr>
+      </w:pPr>
+    </w:p>
+    <w:p>
+      <w:pPr>
+        <w:rPr>
+          <w:b/>
+          <w:bCs/>
+          <w:sz w:val="28"/>
+          <w:szCs w:val="28"/>
+        </w:rPr>
+      </w:pPr>
+      <w:r>
+        <w:rPr>
+          <w:sz w:val="28"/>
+          <w:szCs w:val="28"/>
+        </w:rPr>
+        <w:t xml:space="preserve">** Cài đặt </w:t>
+      </w:r>
+      <w:r>
+        <w:rPr>
+          <w:b/>
+          <w:bCs/>
+          <w:sz w:val="28"/>
+          <w:szCs w:val="28"/>
+        </w:rPr>
+        <w:t>webpack-dev-server</w:t>
+      </w:r>
+    </w:p>
+    <w:p>
+      <w:pPr>
+        <w:rPr>
+          <w:sz w:val="28"/>
+          <w:szCs w:val="28"/>
+        </w:rPr>
+      </w:pPr>
+      <w:r>
+        <w:rPr>
+          <w:b/>
+          <w:bCs/>
+          <w:sz w:val="28"/>
+          <w:szCs w:val="28"/>
+        </w:rPr>
+        <w:tab/>
+      </w:r>
+      <w:r>
+        <w:rPr>
+          <w:sz w:val="28"/>
+          <w:szCs w:val="28"/>
+        </w:rPr>
+        <w:t xml:space="preserve">Thay vì sử dụng VSCode Live Server để chạy web. webpack-dev-server dùng để start web server thông qua Node. </w:t>
+      </w:r>
+    </w:p>
+    <w:p>
+      <w:pPr>
+        <w:ind w:firstLine="720"/>
+        <w:rPr>
+          <w:sz w:val="28"/>
+          <w:szCs w:val="28"/>
+        </w:rPr>
+      </w:pPr>
+      <w:r>
+        <w:rPr>
+          <w:sz w:val="28"/>
+          <w:szCs w:val="28"/>
+        </w:rPr>
+        <w:t>Cài đặt:</w:t>
+      </w:r>
+    </w:p>
+    <w:p>
+      <w:pPr>
+        <w:ind w:firstLine="720"/>
+        <w:rPr>
+          <w:b/>
+          <w:bCs/>
+          <w:sz w:val="28"/>
+          <w:szCs w:val="28"/>
+        </w:rPr>
+      </w:pPr>
+      <w:r>
+        <w:rPr>
+          <w:sz w:val="28"/>
+          <w:szCs w:val="28"/>
+        </w:rPr>
+        <w:tab/>
+      </w:r>
+      <w:r>
+        <w:rPr>
+          <w:b/>
+          <w:bCs/>
+          <w:sz w:val="28"/>
+          <w:szCs w:val="28"/>
+        </w:rPr>
+        <w:t>npm install webpack-dev-server --save-dev</w:t>
+      </w:r>
+    </w:p>
+    <w:p>
+      <w:pPr>
+        <w:rPr>
+          <w:b/>
+          <w:bCs/>
+          <w:sz w:val="28"/>
+          <w:szCs w:val="28"/>
+        </w:rPr>
+      </w:pPr>
+    </w:p>
+    <w:p>
+      <w:pPr>
+        <w:rPr>
+          <w:sz w:val="28"/>
+          <w:szCs w:val="28"/>
+        </w:rPr>
+      </w:pPr>
+      <w:r>
+        <w:rPr>
+          <w:b/>
+          <w:bCs/>
+          <w:sz w:val="28"/>
+          <w:szCs w:val="28"/>
+        </w:rPr>
+        <w:t xml:space="preserve">- </w:t>
+      </w:r>
+      <w:r>
+        <w:rPr>
+          <w:sz w:val="28"/>
+          <w:szCs w:val="28"/>
+        </w:rPr>
+        <w:t xml:space="preserve">Đổi </w:t>
+      </w:r>
+      <w:r>
+        <w:rPr>
+          <w:b/>
+          <w:bCs/>
+          <w:sz w:val="28"/>
+          <w:szCs w:val="28"/>
+        </w:rPr>
+        <w:t>“start”</w:t>
+      </w:r>
+      <w:r>
+        <w:rPr>
+          <w:sz w:val="28"/>
+          <w:szCs w:val="28"/>
         </w:rPr>
         <w:t xml:space="preserve"> </w:t>
       </w:r>
       <w:r>
         <w:rPr>
-          <w:rFonts w:ascii="Consolas" w:eastAsia="Times New Roman" w:hAnsi="Consolas" w:cs="Times New Roman"/>
-          <w:color w:val="B4B4B4"/>
-          <w:sz w:val="21"/>
-          <w:szCs w:val="21"/>
-        </w:rPr>
-        <w:t>{</w:t>
-      </w:r>
-      <w:r>
-        <w:rPr>
-          <w:rFonts w:ascii="Consolas" w:eastAsia="Times New Roman" w:hAnsi="Consolas" w:cs="Times New Roman"/>
-          <w:color w:val="B4B4B4"/>
-          <w:sz w:val="21"/>
-          <w:szCs w:val="21"/>
-        </w:rPr>
+          <w:sz w:val="28"/>
+          <w:szCs w:val="28"/>
+        </w:rPr>
+        <w:t xml:space="preserve">trong </w:t>
+      </w:r>
+      <w:proofErr w:type="gramStart"/>
+      <w:r>
+        <w:rPr>
+          <w:b/>
+          <w:bCs/>
+          <w:sz w:val="28"/>
+          <w:szCs w:val="28"/>
+        </w:rPr>
+        <w:t>package.json</w:t>
+      </w:r>
+      <w:proofErr w:type="gramEnd"/>
+      <w:r>
+        <w:rPr>
+          <w:sz w:val="28"/>
+          <w:szCs w:val="28"/>
+        </w:rPr>
+        <w:t xml:space="preserve"> </w:t>
+      </w:r>
+      <w:r>
+        <w:rPr>
+          <w:sz w:val="28"/>
+          <w:szCs w:val="28"/>
+        </w:rPr>
+        <w:t>để có thể run server</w:t>
+      </w:r>
+      <w:r>
+        <w:rPr>
+          <w:sz w:val="28"/>
+          <w:szCs w:val="28"/>
+        </w:rPr>
+        <w:t xml:space="preserve"> bằng </w:t>
+      </w:r>
+      <w:r>
+        <w:rPr>
+          <w:b/>
+          <w:bCs/>
+          <w:sz w:val="28"/>
+          <w:szCs w:val="28"/>
+        </w:rPr>
+        <w:t>webpack-dev-server</w:t>
+      </w:r>
+      <w:r>
+        <w:rPr>
+          <w:sz w:val="28"/>
+          <w:szCs w:val="28"/>
+        </w:rPr>
+        <w:t xml:space="preserve"> thay vì thay đổi code</w:t>
+      </w:r>
+      <w:r>
+        <w:rPr>
+          <w:sz w:val="28"/>
+          <w:szCs w:val="28"/>
+        </w:rPr>
+        <w:t xml:space="preserve"> và chạy server từ VSC</w:t>
+      </w:r>
+      <w:r>
+        <w:rPr>
+          <w:sz w:val="28"/>
+          <w:szCs w:val="28"/>
+        </w:rPr>
+        <w:t xml:space="preserve"> như ban đầu</w:t>
+      </w:r>
+    </w:p>
+    <w:p>
+      <w:pPr>
+        <w:rPr>
+          <w:b/>
+          <w:bCs/>
+          <w:sz w:val="28"/>
+          <w:szCs w:val="28"/>
+        </w:rPr>
+      </w:pPr>
+      <w:r>
+        <w:rPr>
+          <w:b/>
+          <w:bCs/>
+          <w:sz w:val="28"/>
+          <w:szCs w:val="28"/>
+        </w:rPr>
+        <w:lastRenderedPageBreak/>
         <w:tab/>
       </w:r>
-    </w:p>
-    <w:p>
-      <w:pPr>
-        <w:shd w:val="clear" w:color="auto" w:fill="1E1E1E"/>
-        <w:spacing w:line="285" w:lineRule="atLeast"/>
-        <w:ind w:left="720" w:firstLine="720"/>
-        <w:rPr>
-          <w:rFonts w:ascii="Consolas" w:eastAsia="Times New Roman" w:hAnsi="Consolas" w:cs="Times New Roman"/>
-          <w:color w:val="DADADA"/>
-          <w:sz w:val="21"/>
-          <w:szCs w:val="21"/>
-        </w:rPr>
-      </w:pPr>
-      <w:r>
-        <w:rPr>
-          <w:rFonts w:ascii="Consolas" w:eastAsia="Times New Roman" w:hAnsi="Consolas" w:cs="Times New Roman"/>
-          <w:color w:val="9CDCFE"/>
-          <w:sz w:val="21"/>
-          <w:szCs w:val="21"/>
-        </w:rPr>
-        <w:t>"test"</w:t>
-      </w:r>
-      <w:r>
-        <w:rPr>
-          <w:rFonts w:ascii="Consolas" w:eastAsia="Times New Roman" w:hAnsi="Consolas" w:cs="Times New Roman"/>
-          <w:color w:val="B4B4B4"/>
-          <w:sz w:val="21"/>
-          <w:szCs w:val="21"/>
-        </w:rPr>
-        <w:t>:</w:t>
-      </w:r>
-      <w:r>
-        <w:rPr>
-          <w:rFonts w:ascii="Consolas" w:eastAsia="Times New Roman" w:hAnsi="Consolas" w:cs="Times New Roman"/>
-          <w:color w:val="DADADA"/>
-          <w:sz w:val="21"/>
-          <w:szCs w:val="21"/>
-        </w:rPr>
-        <w:t xml:space="preserve"> </w:t>
-      </w:r>
-      <w:r>
-        <w:rPr>
-          <w:rFonts w:ascii="Consolas" w:eastAsia="Times New Roman" w:hAnsi="Consolas" w:cs="Times New Roman"/>
-          <w:color w:val="E8C9BB"/>
-          <w:sz w:val="21"/>
-          <w:szCs w:val="21"/>
-        </w:rPr>
-        <w:t>"</w:t>
-      </w:r>
-      <w:r>
-        <w:rPr>
-          <w:rFonts w:ascii="Consolas" w:eastAsia="Times New Roman" w:hAnsi="Consolas" w:cs="Times New Roman"/>
-          <w:color w:val="CE9178"/>
-          <w:sz w:val="21"/>
-          <w:szCs w:val="21"/>
-        </w:rPr>
-        <w:t xml:space="preserve">echo </w:t>
-      </w:r>
-      <w:r>
-        <w:rPr>
-          <w:rFonts w:ascii="Consolas" w:eastAsia="Times New Roman" w:hAnsi="Consolas" w:cs="Times New Roman"/>
-          <w:color w:val="FFD68F"/>
-          <w:sz w:val="21"/>
-          <w:szCs w:val="21"/>
-        </w:rPr>
-        <w:t>\"</w:t>
-      </w:r>
-      <w:r>
-        <w:rPr>
-          <w:rFonts w:ascii="Consolas" w:eastAsia="Times New Roman" w:hAnsi="Consolas" w:cs="Times New Roman"/>
-          <w:color w:val="CE9178"/>
-          <w:sz w:val="21"/>
-          <w:szCs w:val="21"/>
-        </w:rPr>
-        <w:t>Error: no test specified</w:t>
-      </w:r>
-      <w:r>
-        <w:rPr>
-          <w:rFonts w:ascii="Consolas" w:eastAsia="Times New Roman" w:hAnsi="Consolas" w:cs="Times New Roman"/>
-          <w:color w:val="FFD68F"/>
-          <w:sz w:val="21"/>
-          <w:szCs w:val="21"/>
-        </w:rPr>
-        <w:t>\"</w:t>
-      </w:r>
-      <w:r>
-        <w:rPr>
-          <w:rFonts w:ascii="Consolas" w:eastAsia="Times New Roman" w:hAnsi="Consolas" w:cs="Times New Roman"/>
-          <w:color w:val="CE9178"/>
-          <w:sz w:val="21"/>
-          <w:szCs w:val="21"/>
-        </w:rPr>
-        <w:t xml:space="preserve"> &amp;&amp; exit 1</w:t>
-      </w:r>
-      <w:r>
-        <w:rPr>
-          <w:rFonts w:ascii="Consolas" w:eastAsia="Times New Roman" w:hAnsi="Consolas" w:cs="Times New Roman"/>
-          <w:color w:val="E8C9BB"/>
-          <w:sz w:val="21"/>
-          <w:szCs w:val="21"/>
-        </w:rPr>
-        <w:t>"</w:t>
-      </w:r>
-      <w:r>
-        <w:rPr>
-          <w:rFonts w:ascii="Consolas" w:eastAsia="Times New Roman" w:hAnsi="Consolas" w:cs="Times New Roman"/>
-          <w:color w:val="B4B4B4"/>
-          <w:sz w:val="21"/>
-          <w:szCs w:val="21"/>
-        </w:rPr>
-        <w:t>,</w:t>
-      </w:r>
-    </w:p>
-    <w:p>
-      <w:pPr>
-        <w:shd w:val="clear" w:color="auto" w:fill="1E1E1E"/>
-        <w:spacing w:after="0" w:line="285" w:lineRule="atLeast"/>
-        <w:ind w:left="720" w:firstLine="720"/>
-        <w:rPr>
-          <w:rFonts w:ascii="Consolas" w:eastAsia="Times New Roman" w:hAnsi="Consolas" w:cs="Times New Roman"/>
-          <w:color w:val="DADADA"/>
-          <w:sz w:val="21"/>
-          <w:szCs w:val="21"/>
-        </w:rPr>
-      </w:pPr>
-      <w:r>
-        <w:rPr>
-          <w:rFonts w:ascii="Consolas" w:eastAsia="Times New Roman" w:hAnsi="Consolas" w:cs="Times New Roman"/>
-          <w:color w:val="9CDCFE"/>
-          <w:sz w:val="21"/>
-          <w:szCs w:val="21"/>
-        </w:rPr>
-        <w:t>"start"</w:t>
-      </w:r>
-      <w:r>
-        <w:rPr>
-          <w:rFonts w:ascii="Consolas" w:eastAsia="Times New Roman" w:hAnsi="Consolas" w:cs="Times New Roman"/>
-          <w:color w:val="B4B4B4"/>
-          <w:sz w:val="21"/>
-          <w:szCs w:val="21"/>
-        </w:rPr>
-        <w:t>:</w:t>
-      </w:r>
-      <w:r>
-        <w:rPr>
-          <w:rFonts w:ascii="Consolas" w:eastAsia="Times New Roman" w:hAnsi="Consolas" w:cs="Times New Roman"/>
-          <w:color w:val="DADADA"/>
-          <w:sz w:val="21"/>
-          <w:szCs w:val="21"/>
-        </w:rPr>
-        <w:t xml:space="preserve"> </w:t>
-      </w:r>
-      <w:r>
-        <w:rPr>
-          <w:rFonts w:ascii="Consolas" w:eastAsia="Times New Roman" w:hAnsi="Consolas" w:cs="Times New Roman"/>
-          <w:color w:val="E8C9BB"/>
-          <w:sz w:val="21"/>
-          <w:szCs w:val="21"/>
-        </w:rPr>
-        <w:t>"</w:t>
-      </w:r>
-      <w:r>
-        <w:rPr>
-          <w:rFonts w:ascii="Consolas" w:eastAsia="Times New Roman" w:hAnsi="Consolas" w:cs="Times New Roman"/>
-          <w:color w:val="CE9178"/>
-          <w:sz w:val="21"/>
-          <w:szCs w:val="21"/>
-        </w:rPr>
-        <w:t>webpack-dev-server --mode development --open --hot</w:t>
-      </w:r>
-      <w:r>
-        <w:rPr>
-          <w:rFonts w:ascii="Consolas" w:eastAsia="Times New Roman" w:hAnsi="Consolas" w:cs="Times New Roman"/>
-          <w:color w:val="E8C9BB"/>
-          <w:sz w:val="21"/>
-          <w:szCs w:val="21"/>
-        </w:rPr>
-        <w:t>"</w:t>
-      </w:r>
-      <w:r>
-        <w:rPr>
-          <w:rFonts w:ascii="Consolas" w:eastAsia="Times New Roman" w:hAnsi="Consolas" w:cs="Times New Roman"/>
-          <w:color w:val="B4B4B4"/>
-          <w:sz w:val="21"/>
-          <w:szCs w:val="21"/>
-        </w:rPr>
-        <w:t>,</w:t>
-      </w:r>
-    </w:p>
-    <w:p>
-      <w:pPr>
-        <w:shd w:val="clear" w:color="auto" w:fill="1E1E1E"/>
-        <w:spacing w:after="0" w:line="285" w:lineRule="atLeast"/>
-        <w:ind w:left="720" w:firstLine="720"/>
-        <w:rPr>
-          <w:rFonts w:ascii="Consolas" w:eastAsia="Times New Roman" w:hAnsi="Consolas" w:cs="Times New Roman"/>
-          <w:color w:val="DADADA"/>
-          <w:sz w:val="21"/>
-          <w:szCs w:val="21"/>
-        </w:rPr>
-      </w:pPr>
-      <w:r>
-        <w:rPr>
-          <w:rFonts w:ascii="Consolas" w:eastAsia="Times New Roman" w:hAnsi="Consolas" w:cs="Times New Roman"/>
-          <w:color w:val="57A64A"/>
-          <w:sz w:val="21"/>
-          <w:szCs w:val="21"/>
-        </w:rPr>
-        <w:t>// "start": "webpack --mode development --watch",</w:t>
-      </w:r>
-    </w:p>
-    <w:p>
-      <w:pPr>
-        <w:shd w:val="clear" w:color="auto" w:fill="1E1E1E"/>
-        <w:spacing w:after="0" w:line="285" w:lineRule="atLeast"/>
-        <w:ind w:left="720" w:firstLine="720"/>
-        <w:rPr>
-          <w:rFonts w:ascii="Consolas" w:eastAsia="Times New Roman" w:hAnsi="Consolas" w:cs="Times New Roman"/>
-          <w:color w:val="DADADA"/>
-          <w:sz w:val="21"/>
-          <w:szCs w:val="21"/>
-        </w:rPr>
-      </w:pPr>
-      <w:r>
-        <w:rPr>
-          <w:rFonts w:ascii="Consolas" w:eastAsia="Times New Roman" w:hAnsi="Consolas" w:cs="Times New Roman"/>
-          <w:color w:val="9CDCFE"/>
-          <w:sz w:val="21"/>
-          <w:szCs w:val="21"/>
-        </w:rPr>
-        <w:t>"build"</w:t>
-      </w:r>
-      <w:r>
-        <w:rPr>
-          <w:rFonts w:ascii="Consolas" w:eastAsia="Times New Roman" w:hAnsi="Consolas" w:cs="Times New Roman"/>
-          <w:color w:val="B4B4B4"/>
-          <w:sz w:val="21"/>
-          <w:szCs w:val="21"/>
-        </w:rPr>
-        <w:t>:</w:t>
-      </w:r>
-      <w:r>
-        <w:rPr>
-          <w:rFonts w:ascii="Consolas" w:eastAsia="Times New Roman" w:hAnsi="Consolas" w:cs="Times New Roman"/>
-          <w:color w:val="DADADA"/>
-          <w:sz w:val="21"/>
-          <w:szCs w:val="21"/>
-        </w:rPr>
-        <w:t xml:space="preserve"> </w:t>
-      </w:r>
-      <w:r>
-        <w:rPr>
-          <w:rFonts w:ascii="Consolas" w:eastAsia="Times New Roman" w:hAnsi="Consolas" w:cs="Times New Roman"/>
-          <w:color w:val="E8C9BB"/>
-          <w:sz w:val="21"/>
-          <w:szCs w:val="21"/>
-        </w:rPr>
-        <w:t>"</w:t>
-      </w:r>
-      <w:r>
-        <w:rPr>
-          <w:rFonts w:ascii="Consolas" w:eastAsia="Times New Roman" w:hAnsi="Consolas" w:cs="Times New Roman"/>
-          <w:color w:val="CE9178"/>
-          <w:sz w:val="21"/>
-          <w:szCs w:val="21"/>
-        </w:rPr>
-        <w:t>webpack --mode production</w:t>
-      </w:r>
-      <w:r>
-        <w:rPr>
-          <w:rFonts w:ascii="Consolas" w:eastAsia="Times New Roman" w:hAnsi="Consolas" w:cs="Times New Roman"/>
-          <w:color w:val="E8C9BB"/>
-          <w:sz w:val="21"/>
-          <w:szCs w:val="21"/>
-        </w:rPr>
-        <w:t>"</w:t>
-      </w:r>
-    </w:p>
-    <w:p>
-      <w:pPr>
-        <w:shd w:val="clear" w:color="auto" w:fill="1E1E1E"/>
-        <w:spacing w:after="0" w:line="285" w:lineRule="atLeast"/>
-        <w:ind w:left="720"/>
-        <w:rPr>
-          <w:rFonts w:ascii="Consolas" w:eastAsia="Times New Roman" w:hAnsi="Consolas" w:cs="Times New Roman"/>
-          <w:color w:val="DADADA"/>
-          <w:sz w:val="21"/>
-          <w:szCs w:val="21"/>
-        </w:rPr>
-      </w:pPr>
-      <w:r>
-        <w:rPr>
-          <w:rFonts w:ascii="Consolas" w:eastAsia="Times New Roman" w:hAnsi="Consolas" w:cs="Times New Roman"/>
-          <w:color w:val="DADADA"/>
-          <w:sz w:val="21"/>
-          <w:szCs w:val="21"/>
-        </w:rPr>
-        <w:t xml:space="preserve">  </w:t>
-      </w:r>
-      <w:r>
-        <w:rPr>
-          <w:rFonts w:ascii="Consolas" w:eastAsia="Times New Roman" w:hAnsi="Consolas" w:cs="Times New Roman"/>
-          <w:color w:val="B4B4B4"/>
-          <w:sz w:val="21"/>
-          <w:szCs w:val="21"/>
-        </w:rPr>
-        <w:t>}</w:t>
-      </w:r>
-    </w:p>
-    <w:p>
-      <w:pPr>
-        <w:rPr>
-          <w:sz w:val="28"/>
-          <w:szCs w:val="28"/>
-        </w:rPr>
-      </w:pPr>
-    </w:p>
-    <w:p>
-      <w:pPr>
-        <w:rPr>
-          <w:b/>
-          <w:bCs/>
-          <w:sz w:val="28"/>
-          <w:szCs w:val="28"/>
-        </w:rPr>
-      </w:pPr>
-    </w:p>
-    <w:p>
-      <w:pPr>
-        <w:rPr>
-          <w:b/>
-          <w:bCs/>
-          <w:sz w:val="28"/>
-          <w:szCs w:val="28"/>
-        </w:rPr>
-      </w:pPr>
-      <w:r>
-        <w:rPr>
-          <w:b/>
-          <w:bCs/>
-          <w:sz w:val="28"/>
-          <w:szCs w:val="28"/>
-        </w:rPr>
-        <w:t>Optional:</w:t>
-      </w:r>
-    </w:p>
-    <w:p>
-      <w:pPr>
-        <w:rPr>
-          <w:sz w:val="28"/>
-          <w:szCs w:val="28"/>
-        </w:rPr>
-      </w:pPr>
-      <w:r>
-        <w:rPr>
-          <w:sz w:val="28"/>
-          <w:szCs w:val="28"/>
-        </w:rPr>
-        <w:tab/>
-        <w:t xml:space="preserve">Cài thêm thư viện </w:t>
-      </w:r>
-      <w:r>
-        <w:rPr>
-          <w:b/>
-          <w:bCs/>
-          <w:sz w:val="28"/>
-          <w:szCs w:val="28"/>
-        </w:rPr>
-        <w:t>clsx</w:t>
-      </w:r>
-      <w:r>
-        <w:rPr>
-          <w:sz w:val="28"/>
-          <w:szCs w:val="28"/>
-        </w:rPr>
-        <w:t xml:space="preserve"> (giúp cho áp dụng nhiều class cho component)</w:t>
-      </w:r>
-    </w:p>
-    <w:p>
-      <w:pPr>
-        <w:rPr>
-          <w:b/>
-          <w:bCs/>
-          <w:sz w:val="28"/>
-          <w:szCs w:val="28"/>
-        </w:rPr>
-      </w:pPr>
-      <w:r>
-        <w:rPr>
-          <w:sz w:val="28"/>
-          <w:szCs w:val="28"/>
-        </w:rPr>
-        <w:tab/>
-      </w:r>
-      <w:r>
-        <w:rPr>
-          <w:b/>
-          <w:bCs/>
-          <w:sz w:val="28"/>
-          <w:szCs w:val="28"/>
-        </w:rPr>
-        <w:t xml:space="preserve"> </w:t>
-      </w:r>
-      <w:r>
-        <w:rPr>
-          <w:b/>
-          <w:bCs/>
-          <w:sz w:val="28"/>
-          <w:szCs w:val="28"/>
-        </w:rPr>
-        <w:tab/>
-        <w:t>npm install clsx</w:t>
-      </w:r>
-    </w:p>
-    <w:p>
-      <w:pPr>
-        <w:rPr>
-          <w:b/>
-          <w:bCs/>
-          <w:sz w:val="28"/>
-          <w:szCs w:val="28"/>
-        </w:rPr>
-      </w:pPr>
-    </w:p>
-    <w:p>
-      <w:pPr>
-        <w:rPr>
-          <w:sz w:val="28"/>
-          <w:szCs w:val="28"/>
-        </w:rPr>
-      </w:pPr>
-      <w:r>
-        <w:rPr>
-          <w:sz w:val="28"/>
-          <w:szCs w:val="28"/>
-        </w:rPr>
-        <w:tab/>
-        <w:t xml:space="preserve">Cài thêm </w:t>
-      </w:r>
-      <w:r>
-        <w:rPr>
-          <w:b/>
-          <w:bCs/>
-          <w:sz w:val="28"/>
-          <w:szCs w:val="28"/>
-        </w:rPr>
-        <w:t>sass</w:t>
-      </w:r>
-      <w:r>
-        <w:rPr>
-          <w:sz w:val="28"/>
-          <w:szCs w:val="28"/>
-        </w:rPr>
-        <w:t xml:space="preserve"> ()</w:t>
-      </w:r>
-    </w:p>
-    <w:p>
-      <w:pPr>
-        <w:rPr>
-          <w:b/>
-          <w:bCs/>
-          <w:sz w:val="28"/>
-          <w:szCs w:val="28"/>
-        </w:rPr>
-      </w:pPr>
-      <w:r>
-        <w:rPr>
-          <w:b/>
-          <w:bCs/>
-          <w:sz w:val="28"/>
-          <w:szCs w:val="28"/>
-        </w:rPr>
-        <w:tab/>
-      </w:r>
-      <w:r>
-        <w:rPr>
-          <w:b/>
-          <w:bCs/>
-          <w:sz w:val="28"/>
-          <w:szCs w:val="28"/>
-        </w:rPr>
-        <w:tab/>
-        <w:t>npm install sass</w:t>
-      </w:r>
-      <w:r>
-        <w:rPr>
-          <w:b/>
-          <w:bCs/>
-          <w:sz w:val="28"/>
-          <w:szCs w:val="28"/>
-        </w:rPr>
-        <w:br w:type="page"/>
-      </w:r>
-    </w:p>
-    <w:p>
-      <w:pPr>
-        <w:jc w:val="center"/>
-        <w:rPr>
-          <w:b/>
-          <w:bCs/>
-          <w:sz w:val="36"/>
-          <w:szCs w:val="36"/>
-        </w:rPr>
-      </w:pPr>
-      <w:r>
-        <w:rPr>
-          <w:b/>
-          <w:bCs/>
-          <w:sz w:val="36"/>
-          <w:szCs w:val="36"/>
-        </w:rPr>
-        <w:lastRenderedPageBreak/>
-        <w:t>Chạy dự án</w:t>
-      </w:r>
-    </w:p>
-    <w:p>
-      <w:pPr>
-        <w:rPr>
-          <w:b/>
-          <w:bCs/>
-        </w:rPr>
-      </w:pPr>
-      <w:r>
-        <w:rPr>
-          <w:b/>
-          <w:bCs/>
-        </w:rPr>
-        <w:t xml:space="preserve">- </w:t>
-      </w:r>
-      <w:r>
-        <w:t>Chạy dự án</w:t>
-      </w:r>
-    </w:p>
-    <w:p>
-      <w:pPr>
-        <w:rPr>
-          <w:b/>
-          <w:bCs/>
-        </w:rPr>
-      </w:pPr>
-      <w:r>
-        <w:rPr>
-          <w:b/>
-          <w:bCs/>
-        </w:rPr>
-        <w:tab/>
-        <w:t>npm start</w:t>
-      </w:r>
-    </w:p>
-    <w:p>
-      <w:pPr>
-        <w:ind w:left="1440"/>
-        <w:rPr>
-          <w:b/>
-          <w:bCs/>
-        </w:rPr>
-      </w:pPr>
       <w:r>
         <w:rPr>
           <w:b/>
           <w:bCs/>
           <w:noProof/>
+          <w:sz w:val="28"/>
+          <w:szCs w:val="28"/>
         </w:rPr>
         <w:drawing>
-          <wp:inline distT="0" distB="0" distL="0" distR="0" wp14:anchorId="102B8BF3" wp14:editId="0DED2CB9">
-            <wp:extent cx="4246351" cy="925033"/>
-            <wp:effectExtent l="0" t="0" r="1905" b="8890"/>
-            <wp:docPr id="3" name="Picture 3"/>
+          <wp:inline distT="0" distB="0" distL="0" distR="0" wp14:anchorId="5CF7A9F2" wp14:editId="219EB9A2">
+            <wp:extent cx="3972154" cy="626835"/>
+            <wp:effectExtent l="0" t="0" r="0" b="1905"/>
+            <wp:docPr id="9" name="Picture 9"/>
             <wp:cNvGraphicFramePr>
               <a:graphicFrameLocks xmlns:a="http://schemas.openxmlformats.org/drawingml/2006/main" noChangeAspect="1"/>
             </wp:cNvGraphicFramePr>
@@ -5288,6 +4622,1261 @@
                   <pic:spPr>
                     <a:xfrm>
                       <a:off x="0" y="0"/>
+                      <a:ext cx="3981781" cy="628354"/>
+                    </a:xfrm>
+                    <a:prstGeom prst="rect">
+                      <a:avLst/>
+                    </a:prstGeom>
+                  </pic:spPr>
+                </pic:pic>
+              </a:graphicData>
+            </a:graphic>
+          </wp:inline>
+        </w:drawing>
+      </w:r>
+    </w:p>
+    <w:p>
+      <w:pPr>
+        <w:shd w:val="clear" w:color="auto" w:fill="1E1E1E"/>
+        <w:spacing w:line="285" w:lineRule="atLeast"/>
+        <w:ind w:left="720"/>
+        <w:rPr>
+          <w:rFonts w:ascii="Consolas" w:eastAsia="Times New Roman" w:hAnsi="Consolas" w:cs="Times New Roman"/>
+          <w:color w:val="DADADA"/>
+          <w:sz w:val="21"/>
+          <w:szCs w:val="21"/>
+        </w:rPr>
+      </w:pPr>
+      <w:r>
+        <w:rPr>
+          <w:rFonts w:ascii="Consolas" w:eastAsia="Times New Roman" w:hAnsi="Consolas" w:cs="Times New Roman"/>
+          <w:color w:val="9CDCFE"/>
+          <w:sz w:val="21"/>
+          <w:szCs w:val="21"/>
+        </w:rPr>
+        <w:t xml:space="preserve">  </w:t>
+      </w:r>
+      <w:r>
+        <w:rPr>
+          <w:rFonts w:ascii="Consolas" w:eastAsia="Times New Roman" w:hAnsi="Consolas" w:cs="Times New Roman"/>
+          <w:color w:val="9CDCFE"/>
+          <w:sz w:val="21"/>
+          <w:szCs w:val="21"/>
+        </w:rPr>
+        <w:t>"scripts"</w:t>
+      </w:r>
+      <w:r>
+        <w:rPr>
+          <w:rFonts w:ascii="Consolas" w:eastAsia="Times New Roman" w:hAnsi="Consolas" w:cs="Times New Roman"/>
+          <w:color w:val="B4B4B4"/>
+          <w:sz w:val="21"/>
+          <w:szCs w:val="21"/>
+        </w:rPr>
+        <w:t>:</w:t>
+      </w:r>
+      <w:r>
+        <w:rPr>
+          <w:rFonts w:ascii="Consolas" w:eastAsia="Times New Roman" w:hAnsi="Consolas" w:cs="Times New Roman"/>
+          <w:color w:val="DADADA"/>
+          <w:sz w:val="21"/>
+          <w:szCs w:val="21"/>
+        </w:rPr>
+        <w:t xml:space="preserve"> </w:t>
+      </w:r>
+      <w:r>
+        <w:rPr>
+          <w:rFonts w:ascii="Consolas" w:eastAsia="Times New Roman" w:hAnsi="Consolas" w:cs="Times New Roman"/>
+          <w:color w:val="B4B4B4"/>
+          <w:sz w:val="21"/>
+          <w:szCs w:val="21"/>
+        </w:rPr>
+        <w:t>{</w:t>
+      </w:r>
+      <w:r>
+        <w:rPr>
+          <w:rFonts w:ascii="Consolas" w:eastAsia="Times New Roman" w:hAnsi="Consolas" w:cs="Times New Roman"/>
+          <w:color w:val="B4B4B4"/>
+          <w:sz w:val="21"/>
+          <w:szCs w:val="21"/>
+        </w:rPr>
+        <w:tab/>
+      </w:r>
+    </w:p>
+    <w:p>
+      <w:pPr>
+        <w:shd w:val="clear" w:color="auto" w:fill="1E1E1E"/>
+        <w:spacing w:line="285" w:lineRule="atLeast"/>
+        <w:ind w:left="720" w:firstLine="720"/>
+        <w:rPr>
+          <w:rFonts w:ascii="Consolas" w:eastAsia="Times New Roman" w:hAnsi="Consolas" w:cs="Times New Roman"/>
+          <w:color w:val="DADADA"/>
+          <w:sz w:val="21"/>
+          <w:szCs w:val="21"/>
+        </w:rPr>
+      </w:pPr>
+      <w:r>
+        <w:rPr>
+          <w:rFonts w:ascii="Consolas" w:eastAsia="Times New Roman" w:hAnsi="Consolas" w:cs="Times New Roman"/>
+          <w:color w:val="9CDCFE"/>
+          <w:sz w:val="21"/>
+          <w:szCs w:val="21"/>
+        </w:rPr>
+        <w:t>"test"</w:t>
+      </w:r>
+      <w:r>
+        <w:rPr>
+          <w:rFonts w:ascii="Consolas" w:eastAsia="Times New Roman" w:hAnsi="Consolas" w:cs="Times New Roman"/>
+          <w:color w:val="B4B4B4"/>
+          <w:sz w:val="21"/>
+          <w:szCs w:val="21"/>
+        </w:rPr>
+        <w:t>:</w:t>
+      </w:r>
+      <w:r>
+        <w:rPr>
+          <w:rFonts w:ascii="Consolas" w:eastAsia="Times New Roman" w:hAnsi="Consolas" w:cs="Times New Roman"/>
+          <w:color w:val="DADADA"/>
+          <w:sz w:val="21"/>
+          <w:szCs w:val="21"/>
+        </w:rPr>
+        <w:t xml:space="preserve"> </w:t>
+      </w:r>
+      <w:r>
+        <w:rPr>
+          <w:rFonts w:ascii="Consolas" w:eastAsia="Times New Roman" w:hAnsi="Consolas" w:cs="Times New Roman"/>
+          <w:color w:val="E8C9BB"/>
+          <w:sz w:val="21"/>
+          <w:szCs w:val="21"/>
+        </w:rPr>
+        <w:t>"</w:t>
+      </w:r>
+      <w:r>
+        <w:rPr>
+          <w:rFonts w:ascii="Consolas" w:eastAsia="Times New Roman" w:hAnsi="Consolas" w:cs="Times New Roman"/>
+          <w:color w:val="CE9178"/>
+          <w:sz w:val="21"/>
+          <w:szCs w:val="21"/>
+        </w:rPr>
+        <w:t xml:space="preserve">echo </w:t>
+      </w:r>
+      <w:r>
+        <w:rPr>
+          <w:rFonts w:ascii="Consolas" w:eastAsia="Times New Roman" w:hAnsi="Consolas" w:cs="Times New Roman"/>
+          <w:color w:val="FFD68F"/>
+          <w:sz w:val="21"/>
+          <w:szCs w:val="21"/>
+        </w:rPr>
+        <w:t>\"</w:t>
+      </w:r>
+      <w:r>
+        <w:rPr>
+          <w:rFonts w:ascii="Consolas" w:eastAsia="Times New Roman" w:hAnsi="Consolas" w:cs="Times New Roman"/>
+          <w:color w:val="CE9178"/>
+          <w:sz w:val="21"/>
+          <w:szCs w:val="21"/>
+        </w:rPr>
+        <w:t>Error: no test specified</w:t>
+      </w:r>
+      <w:r>
+        <w:rPr>
+          <w:rFonts w:ascii="Consolas" w:eastAsia="Times New Roman" w:hAnsi="Consolas" w:cs="Times New Roman"/>
+          <w:color w:val="FFD68F"/>
+          <w:sz w:val="21"/>
+          <w:szCs w:val="21"/>
+        </w:rPr>
+        <w:t>\"</w:t>
+      </w:r>
+      <w:r>
+        <w:rPr>
+          <w:rFonts w:ascii="Consolas" w:eastAsia="Times New Roman" w:hAnsi="Consolas" w:cs="Times New Roman"/>
+          <w:color w:val="CE9178"/>
+          <w:sz w:val="21"/>
+          <w:szCs w:val="21"/>
+        </w:rPr>
+        <w:t xml:space="preserve"> &amp;&amp; exit 1</w:t>
+      </w:r>
+      <w:r>
+        <w:rPr>
+          <w:rFonts w:ascii="Consolas" w:eastAsia="Times New Roman" w:hAnsi="Consolas" w:cs="Times New Roman"/>
+          <w:color w:val="E8C9BB"/>
+          <w:sz w:val="21"/>
+          <w:szCs w:val="21"/>
+        </w:rPr>
+        <w:t>"</w:t>
+      </w:r>
+      <w:r>
+        <w:rPr>
+          <w:rFonts w:ascii="Consolas" w:eastAsia="Times New Roman" w:hAnsi="Consolas" w:cs="Times New Roman"/>
+          <w:color w:val="B4B4B4"/>
+          <w:sz w:val="21"/>
+          <w:szCs w:val="21"/>
+        </w:rPr>
+        <w:t>,</w:t>
+      </w:r>
+    </w:p>
+    <w:p>
+      <w:pPr>
+        <w:shd w:val="clear" w:color="auto" w:fill="1E1E1E"/>
+        <w:spacing w:after="0" w:line="285" w:lineRule="atLeast"/>
+        <w:ind w:left="720" w:firstLine="720"/>
+        <w:rPr>
+          <w:rFonts w:ascii="Consolas" w:eastAsia="Times New Roman" w:hAnsi="Consolas" w:cs="Times New Roman"/>
+          <w:color w:val="DADADA"/>
+          <w:sz w:val="21"/>
+          <w:szCs w:val="21"/>
+        </w:rPr>
+      </w:pPr>
+      <w:r>
+        <w:rPr>
+          <w:rFonts w:ascii="Consolas" w:eastAsia="Times New Roman" w:hAnsi="Consolas" w:cs="Times New Roman"/>
+          <w:color w:val="9CDCFE"/>
+          <w:sz w:val="21"/>
+          <w:szCs w:val="21"/>
+        </w:rPr>
+        <w:t>"start"</w:t>
+      </w:r>
+      <w:r>
+        <w:rPr>
+          <w:rFonts w:ascii="Consolas" w:eastAsia="Times New Roman" w:hAnsi="Consolas" w:cs="Times New Roman"/>
+          <w:color w:val="B4B4B4"/>
+          <w:sz w:val="21"/>
+          <w:szCs w:val="21"/>
+        </w:rPr>
+        <w:t>:</w:t>
+      </w:r>
+      <w:r>
+        <w:rPr>
+          <w:rFonts w:ascii="Consolas" w:eastAsia="Times New Roman" w:hAnsi="Consolas" w:cs="Times New Roman"/>
+          <w:color w:val="DADADA"/>
+          <w:sz w:val="21"/>
+          <w:szCs w:val="21"/>
+        </w:rPr>
+        <w:t xml:space="preserve"> </w:t>
+      </w:r>
+      <w:r>
+        <w:rPr>
+          <w:rFonts w:ascii="Consolas" w:eastAsia="Times New Roman" w:hAnsi="Consolas" w:cs="Times New Roman"/>
+          <w:color w:val="E8C9BB"/>
+          <w:sz w:val="21"/>
+          <w:szCs w:val="21"/>
+        </w:rPr>
+        <w:t>"</w:t>
+      </w:r>
+      <w:r>
+        <w:rPr>
+          <w:rFonts w:ascii="Consolas" w:eastAsia="Times New Roman" w:hAnsi="Consolas" w:cs="Times New Roman"/>
+          <w:color w:val="CE9178"/>
+          <w:sz w:val="21"/>
+          <w:szCs w:val="21"/>
+        </w:rPr>
+        <w:t>webpack-dev-server --mode development --open --hot</w:t>
+      </w:r>
+      <w:r>
+        <w:rPr>
+          <w:rFonts w:ascii="Consolas" w:eastAsia="Times New Roman" w:hAnsi="Consolas" w:cs="Times New Roman"/>
+          <w:color w:val="E8C9BB"/>
+          <w:sz w:val="21"/>
+          <w:szCs w:val="21"/>
+        </w:rPr>
+        <w:t>"</w:t>
+      </w:r>
+      <w:r>
+        <w:rPr>
+          <w:rFonts w:ascii="Consolas" w:eastAsia="Times New Roman" w:hAnsi="Consolas" w:cs="Times New Roman"/>
+          <w:color w:val="B4B4B4"/>
+          <w:sz w:val="21"/>
+          <w:szCs w:val="21"/>
+        </w:rPr>
+        <w:t>,</w:t>
+      </w:r>
+    </w:p>
+    <w:p>
+      <w:pPr>
+        <w:shd w:val="clear" w:color="auto" w:fill="1E1E1E"/>
+        <w:spacing w:after="0" w:line="285" w:lineRule="atLeast"/>
+        <w:ind w:left="720" w:firstLine="720"/>
+        <w:rPr>
+          <w:rFonts w:ascii="Consolas" w:eastAsia="Times New Roman" w:hAnsi="Consolas" w:cs="Times New Roman"/>
+          <w:color w:val="DADADA"/>
+          <w:sz w:val="21"/>
+          <w:szCs w:val="21"/>
+        </w:rPr>
+      </w:pPr>
+      <w:r>
+        <w:rPr>
+          <w:rFonts w:ascii="Consolas" w:eastAsia="Times New Roman" w:hAnsi="Consolas" w:cs="Times New Roman"/>
+          <w:color w:val="57A64A"/>
+          <w:sz w:val="21"/>
+          <w:szCs w:val="21"/>
+        </w:rPr>
+        <w:t>// "start": "webpack --mode development --watch",</w:t>
+      </w:r>
+    </w:p>
+    <w:p>
+      <w:pPr>
+        <w:shd w:val="clear" w:color="auto" w:fill="1E1E1E"/>
+        <w:spacing w:after="0" w:line="285" w:lineRule="atLeast"/>
+        <w:ind w:left="720" w:firstLine="720"/>
+        <w:rPr>
+          <w:rFonts w:ascii="Consolas" w:eastAsia="Times New Roman" w:hAnsi="Consolas" w:cs="Times New Roman"/>
+          <w:color w:val="DADADA"/>
+          <w:sz w:val="21"/>
+          <w:szCs w:val="21"/>
+        </w:rPr>
+      </w:pPr>
+      <w:r>
+        <w:rPr>
+          <w:rFonts w:ascii="Consolas" w:eastAsia="Times New Roman" w:hAnsi="Consolas" w:cs="Times New Roman"/>
+          <w:color w:val="9CDCFE"/>
+          <w:sz w:val="21"/>
+          <w:szCs w:val="21"/>
+        </w:rPr>
+        <w:t>"build"</w:t>
+      </w:r>
+      <w:r>
+        <w:rPr>
+          <w:rFonts w:ascii="Consolas" w:eastAsia="Times New Roman" w:hAnsi="Consolas" w:cs="Times New Roman"/>
+          <w:color w:val="B4B4B4"/>
+          <w:sz w:val="21"/>
+          <w:szCs w:val="21"/>
+        </w:rPr>
+        <w:t>:</w:t>
+      </w:r>
+      <w:r>
+        <w:rPr>
+          <w:rFonts w:ascii="Consolas" w:eastAsia="Times New Roman" w:hAnsi="Consolas" w:cs="Times New Roman"/>
+          <w:color w:val="DADADA"/>
+          <w:sz w:val="21"/>
+          <w:szCs w:val="21"/>
+        </w:rPr>
+        <w:t xml:space="preserve"> </w:t>
+      </w:r>
+      <w:r>
+        <w:rPr>
+          <w:rFonts w:ascii="Consolas" w:eastAsia="Times New Roman" w:hAnsi="Consolas" w:cs="Times New Roman"/>
+          <w:color w:val="E8C9BB"/>
+          <w:sz w:val="21"/>
+          <w:szCs w:val="21"/>
+        </w:rPr>
+        <w:t>"</w:t>
+      </w:r>
+      <w:r>
+        <w:rPr>
+          <w:rFonts w:ascii="Consolas" w:eastAsia="Times New Roman" w:hAnsi="Consolas" w:cs="Times New Roman"/>
+          <w:color w:val="CE9178"/>
+          <w:sz w:val="21"/>
+          <w:szCs w:val="21"/>
+        </w:rPr>
+        <w:t>webpack --mode production</w:t>
+      </w:r>
+      <w:r>
+        <w:rPr>
+          <w:rFonts w:ascii="Consolas" w:eastAsia="Times New Roman" w:hAnsi="Consolas" w:cs="Times New Roman"/>
+          <w:color w:val="E8C9BB"/>
+          <w:sz w:val="21"/>
+          <w:szCs w:val="21"/>
+        </w:rPr>
+        <w:t>"</w:t>
+      </w:r>
+    </w:p>
+    <w:p>
+      <w:pPr>
+        <w:shd w:val="clear" w:color="auto" w:fill="1E1E1E"/>
+        <w:spacing w:after="0" w:line="285" w:lineRule="atLeast"/>
+        <w:ind w:left="720"/>
+        <w:rPr>
+          <w:rFonts w:ascii="Consolas" w:eastAsia="Times New Roman" w:hAnsi="Consolas" w:cs="Times New Roman"/>
+          <w:color w:val="DADADA"/>
+          <w:sz w:val="21"/>
+          <w:szCs w:val="21"/>
+        </w:rPr>
+      </w:pPr>
+      <w:r>
+        <w:rPr>
+          <w:rFonts w:ascii="Consolas" w:eastAsia="Times New Roman" w:hAnsi="Consolas" w:cs="Times New Roman"/>
+          <w:color w:val="DADADA"/>
+          <w:sz w:val="21"/>
+          <w:szCs w:val="21"/>
+        </w:rPr>
+        <w:t xml:space="preserve">  </w:t>
+      </w:r>
+      <w:r>
+        <w:rPr>
+          <w:rFonts w:ascii="Consolas" w:eastAsia="Times New Roman" w:hAnsi="Consolas" w:cs="Times New Roman"/>
+          <w:color w:val="B4B4B4"/>
+          <w:sz w:val="21"/>
+          <w:szCs w:val="21"/>
+        </w:rPr>
+        <w:t>}</w:t>
+      </w:r>
+    </w:p>
+    <w:p>
+      <w:pPr>
+        <w:rPr>
+          <w:sz w:val="28"/>
+          <w:szCs w:val="28"/>
+        </w:rPr>
+      </w:pPr>
+    </w:p>
+    <w:p>
+      <w:pPr>
+        <w:rPr>
+          <w:b/>
+          <w:bCs/>
+          <w:sz w:val="28"/>
+          <w:szCs w:val="28"/>
+        </w:rPr>
+      </w:pPr>
+    </w:p>
+    <w:p>
+      <w:pPr>
+        <w:rPr>
+          <w:b/>
+          <w:bCs/>
+          <w:sz w:val="28"/>
+          <w:szCs w:val="28"/>
+        </w:rPr>
+      </w:pPr>
+      <w:r>
+        <w:rPr>
+          <w:b/>
+          <w:bCs/>
+          <w:sz w:val="28"/>
+          <w:szCs w:val="28"/>
+        </w:rPr>
+        <w:t>Optional:</w:t>
+      </w:r>
+    </w:p>
+    <w:p>
+      <w:pPr>
+        <w:rPr>
+          <w:sz w:val="28"/>
+          <w:szCs w:val="28"/>
+        </w:rPr>
+      </w:pPr>
+      <w:r>
+        <w:rPr>
+          <w:sz w:val="28"/>
+          <w:szCs w:val="28"/>
+        </w:rPr>
+        <w:tab/>
+        <w:t xml:space="preserve">Cài thêm thư viện </w:t>
+      </w:r>
+      <w:r>
+        <w:rPr>
+          <w:b/>
+          <w:bCs/>
+          <w:sz w:val="28"/>
+          <w:szCs w:val="28"/>
+        </w:rPr>
+        <w:t>clsx</w:t>
+      </w:r>
+      <w:r>
+        <w:rPr>
+          <w:sz w:val="28"/>
+          <w:szCs w:val="28"/>
+        </w:rPr>
+        <w:t xml:space="preserve"> (giúp cho áp dụng nhiều class cho component)</w:t>
+      </w:r>
+    </w:p>
+    <w:p>
+      <w:pPr>
+        <w:rPr>
+          <w:b/>
+          <w:bCs/>
+          <w:sz w:val="28"/>
+          <w:szCs w:val="28"/>
+        </w:rPr>
+      </w:pPr>
+      <w:r>
+        <w:rPr>
+          <w:sz w:val="28"/>
+          <w:szCs w:val="28"/>
+        </w:rPr>
+        <w:tab/>
+      </w:r>
+      <w:r>
+        <w:rPr>
+          <w:b/>
+          <w:bCs/>
+          <w:sz w:val="28"/>
+          <w:szCs w:val="28"/>
+        </w:rPr>
+        <w:t xml:space="preserve"> </w:t>
+      </w:r>
+      <w:r>
+        <w:rPr>
+          <w:b/>
+          <w:bCs/>
+          <w:sz w:val="28"/>
+          <w:szCs w:val="28"/>
+        </w:rPr>
+        <w:tab/>
+        <w:t>npm install clsx</w:t>
+      </w:r>
+    </w:p>
+    <w:p>
+      <w:pPr>
+        <w:rPr>
+          <w:b/>
+          <w:bCs/>
+          <w:sz w:val="28"/>
+          <w:szCs w:val="28"/>
+        </w:rPr>
+      </w:pPr>
+    </w:p>
+    <w:p>
+      <w:pPr>
+        <w:rPr>
+          <w:sz w:val="28"/>
+          <w:szCs w:val="28"/>
+        </w:rPr>
+      </w:pPr>
+      <w:r>
+        <w:rPr>
+          <w:sz w:val="28"/>
+          <w:szCs w:val="28"/>
+        </w:rPr>
+        <w:tab/>
+        <w:t xml:space="preserve">Cài thêm </w:t>
+      </w:r>
+      <w:r>
+        <w:rPr>
+          <w:b/>
+          <w:bCs/>
+          <w:sz w:val="28"/>
+          <w:szCs w:val="28"/>
+        </w:rPr>
+        <w:t>sass</w:t>
+      </w:r>
+      <w:r>
+        <w:rPr>
+          <w:sz w:val="28"/>
+          <w:szCs w:val="28"/>
+        </w:rPr>
+        <w:t xml:space="preserve"> (</w:t>
+      </w:r>
+      <w:r>
+        <w:rPr>
+          <w:sz w:val="28"/>
+          <w:szCs w:val="28"/>
+        </w:rPr>
+        <w:t>nâng cao css để code css dễ hơn</w:t>
+      </w:r>
+      <w:r>
+        <w:rPr>
+          <w:sz w:val="28"/>
+          <w:szCs w:val="28"/>
+        </w:rPr>
+        <w:t>)</w:t>
+      </w:r>
+    </w:p>
+    <w:p>
+      <w:pPr>
+        <w:rPr>
+          <w:b/>
+          <w:bCs/>
+          <w:sz w:val="28"/>
+          <w:szCs w:val="28"/>
+        </w:rPr>
+      </w:pPr>
+      <w:r>
+        <w:rPr>
+          <w:b/>
+          <w:bCs/>
+          <w:sz w:val="28"/>
+          <w:szCs w:val="28"/>
+        </w:rPr>
+        <w:tab/>
+      </w:r>
+      <w:r>
+        <w:rPr>
+          <w:b/>
+          <w:bCs/>
+          <w:sz w:val="28"/>
+          <w:szCs w:val="28"/>
+        </w:rPr>
+        <w:tab/>
+        <w:t>npm install sass</w:t>
+      </w:r>
+    </w:p>
+    <w:p>
+      <w:pPr>
+        <w:rPr>
+          <w:b/>
+          <w:bCs/>
+          <w:sz w:val="28"/>
+          <w:szCs w:val="28"/>
+        </w:rPr>
+      </w:pPr>
+    </w:p>
+    <w:p>
+      <w:pPr>
+        <w:rPr>
+          <w:sz w:val="28"/>
+          <w:szCs w:val="28"/>
+        </w:rPr>
+      </w:pPr>
+      <w:r>
+        <w:rPr>
+          <w:b/>
+          <w:bCs/>
+          <w:sz w:val="28"/>
+          <w:szCs w:val="28"/>
+        </w:rPr>
+        <w:tab/>
+      </w:r>
+      <w:r>
+        <w:rPr>
+          <w:sz w:val="28"/>
+          <w:szCs w:val="28"/>
+        </w:rPr>
+        <w:t xml:space="preserve">Cài thêm </w:t>
+      </w:r>
+      <w:r>
+        <w:rPr>
+          <w:b/>
+          <w:bCs/>
+          <w:sz w:val="28"/>
+          <w:szCs w:val="28"/>
+        </w:rPr>
+        <w:t>react router</w:t>
+      </w:r>
+      <w:r>
+        <w:rPr>
+          <w:sz w:val="28"/>
+          <w:szCs w:val="28"/>
+        </w:rPr>
+        <w:t xml:space="preserve"> (</w:t>
+      </w:r>
+      <w:r>
+        <w:rPr>
+          <w:sz w:val="28"/>
+          <w:szCs w:val="28"/>
+        </w:rPr>
+        <w:t>giúp cho định tuyến hay chuyển giữa các trang</w:t>
+      </w:r>
+      <w:r>
+        <w:rPr>
+          <w:sz w:val="28"/>
+          <w:szCs w:val="28"/>
+        </w:rPr>
+        <w:t>)</w:t>
+      </w:r>
+    </w:p>
+    <w:p>
+      <w:pPr>
+        <w:pBdr>
+          <w:bottom w:val="single" w:sz="6" w:space="1" w:color="auto"/>
+        </w:pBdr>
+        <w:rPr>
+          <w:b/>
+          <w:bCs/>
+          <w:sz w:val="28"/>
+          <w:szCs w:val="28"/>
+        </w:rPr>
+      </w:pPr>
+      <w:r>
+        <w:rPr>
+          <w:b/>
+          <w:bCs/>
+          <w:sz w:val="28"/>
+          <w:szCs w:val="28"/>
+        </w:rPr>
+        <w:tab/>
+      </w:r>
+      <w:r>
+        <w:rPr>
+          <w:b/>
+          <w:bCs/>
+          <w:sz w:val="28"/>
+          <w:szCs w:val="28"/>
+        </w:rPr>
+        <w:tab/>
+      </w:r>
+      <w:r>
+        <w:rPr>
+          <w:b/>
+          <w:bCs/>
+          <w:sz w:val="28"/>
+          <w:szCs w:val="28"/>
+        </w:rPr>
+        <w:t>npm install react-router-dom@</w:t>
+      </w:r>
+      <w:r>
+        <w:rPr>
+          <w:b/>
+          <w:bCs/>
+          <w:sz w:val="28"/>
+          <w:szCs w:val="28"/>
+        </w:rPr>
+        <w:t>6</w:t>
+      </w:r>
+    </w:p>
+    <w:p>
+      <w:pPr>
+        <w:rPr>
+          <w:sz w:val="28"/>
+          <w:szCs w:val="28"/>
+        </w:rPr>
+      </w:pPr>
+      <w:r>
+        <w:rPr>
+          <w:sz w:val="28"/>
+          <w:szCs w:val="28"/>
+        </w:rPr>
+        <w:tab/>
+        <w:t>Thư viện để dùng cho “</w:t>
+      </w:r>
+      <w:r>
+        <w:rPr>
+          <w:b/>
+          <w:bCs/>
+        </w:rPr>
+        <w:t>npx create-react-app</w:t>
+      </w:r>
+      <w:r>
+        <w:rPr>
+          <w:sz w:val="28"/>
+          <w:szCs w:val="28"/>
+        </w:rPr>
+        <w:t>” mục đích là customize thư viện</w:t>
+      </w:r>
+      <w:r>
+        <w:rPr>
+          <w:sz w:val="28"/>
+          <w:szCs w:val="28"/>
+        </w:rPr>
+        <w:t xml:space="preserve"> (webpack CRA)</w:t>
+      </w:r>
+      <w:r>
+        <w:rPr>
+          <w:sz w:val="28"/>
+          <w:szCs w:val="28"/>
+        </w:rPr>
+        <w:t xml:space="preserve"> mà không cần phải eject</w:t>
+      </w:r>
+    </w:p>
+    <w:p>
+      <w:pPr>
+        <w:rPr>
+          <w:b/>
+          <w:bCs/>
+          <w:sz w:val="28"/>
+          <w:szCs w:val="28"/>
+        </w:rPr>
+      </w:pPr>
+      <w:r>
+        <w:rPr>
+          <w:sz w:val="28"/>
+          <w:szCs w:val="28"/>
+        </w:rPr>
+        <w:tab/>
+      </w:r>
+      <w:r>
+        <w:rPr>
+          <w:sz w:val="28"/>
+          <w:szCs w:val="28"/>
+        </w:rPr>
+        <w:tab/>
+      </w:r>
+      <w:r>
+        <w:rPr>
+          <w:b/>
+          <w:bCs/>
+          <w:sz w:val="28"/>
+          <w:szCs w:val="28"/>
+        </w:rPr>
+        <w:t xml:space="preserve">npm i customize-cra react-app-rewired -D </w:t>
+      </w:r>
+    </w:p>
+    <w:p>
+      <w:pPr>
+        <w:rPr>
+          <w:sz w:val="28"/>
+          <w:szCs w:val="28"/>
+        </w:rPr>
+      </w:pPr>
+      <w:r>
+        <w:rPr>
+          <w:b/>
+          <w:bCs/>
+          <w:sz w:val="28"/>
+          <w:szCs w:val="28"/>
+        </w:rPr>
+        <w:tab/>
+      </w:r>
+      <w:r>
+        <w:rPr>
+          <w:b/>
+          <w:bCs/>
+          <w:sz w:val="28"/>
+          <w:szCs w:val="28"/>
+        </w:rPr>
+        <w:tab/>
+      </w:r>
+      <w:hyperlink r:id="rId11" w:history="1">
+        <w:r>
+          <w:rPr>
+            <w:rStyle w:val="Hyperlink"/>
+            <w:sz w:val="28"/>
+            <w:szCs w:val="28"/>
+          </w:rPr>
+          <w:t>https://github.com/arackaf/customize-cra</w:t>
+        </w:r>
+      </w:hyperlink>
+    </w:p>
+    <w:p>
+      <w:pPr>
+        <w:rPr>
+          <w:sz w:val="28"/>
+          <w:szCs w:val="28"/>
+        </w:rPr>
+      </w:pPr>
+    </w:p>
+    <w:p>
+      <w:pPr>
+        <w:rPr>
+          <w:sz w:val="28"/>
+          <w:szCs w:val="28"/>
+        </w:rPr>
+      </w:pPr>
+      <w:r>
+        <w:rPr>
+          <w:b/>
+          <w:bCs/>
+          <w:sz w:val="28"/>
+          <w:szCs w:val="28"/>
+        </w:rPr>
+        <w:tab/>
+      </w:r>
+      <w:r>
+        <w:rPr>
+          <w:sz w:val="28"/>
+          <w:szCs w:val="28"/>
+        </w:rPr>
+        <w:t xml:space="preserve">Cài đặt </w:t>
+      </w:r>
+      <w:r>
+        <w:rPr>
+          <w:b/>
+          <w:bCs/>
+          <w:sz w:val="28"/>
+          <w:szCs w:val="28"/>
+        </w:rPr>
+        <w:t>babel-plugin-module-resolver</w:t>
+      </w:r>
+      <w:r>
+        <w:rPr>
+          <w:sz w:val="28"/>
+          <w:szCs w:val="28"/>
+        </w:rPr>
+        <w:t xml:space="preserve">  </w:t>
+      </w:r>
+    </w:p>
+    <w:p>
+      <w:pPr>
+        <w:rPr>
+          <w:b/>
+          <w:bCs/>
+          <w:sz w:val="28"/>
+          <w:szCs w:val="28"/>
+        </w:rPr>
+      </w:pPr>
+      <w:r>
+        <w:rPr>
+          <w:sz w:val="28"/>
+          <w:szCs w:val="28"/>
+        </w:rPr>
+        <w:tab/>
+      </w:r>
+      <w:r>
+        <w:rPr>
+          <w:sz w:val="28"/>
+          <w:szCs w:val="28"/>
+        </w:rPr>
+        <w:tab/>
+      </w:r>
+      <w:r>
+        <w:rPr>
+          <w:b/>
+          <w:bCs/>
+          <w:sz w:val="28"/>
+          <w:szCs w:val="28"/>
+        </w:rPr>
+        <w:t xml:space="preserve">npm install --save-dev babel-plugin-module-resolver </w:t>
+      </w:r>
+    </w:p>
+    <w:p>
+      <w:pPr>
+        <w:rPr>
+          <w:sz w:val="28"/>
+          <w:szCs w:val="28"/>
+        </w:rPr>
+      </w:pPr>
+      <w:r>
+        <w:rPr>
+          <w:b/>
+          <w:bCs/>
+          <w:sz w:val="28"/>
+          <w:szCs w:val="28"/>
+        </w:rPr>
+        <w:tab/>
+      </w:r>
+      <w:r>
+        <w:rPr>
+          <w:b/>
+          <w:bCs/>
+          <w:sz w:val="28"/>
+          <w:szCs w:val="28"/>
+        </w:rPr>
+        <w:tab/>
+      </w:r>
+      <w:hyperlink r:id="rId12" w:history="1">
+        <w:r>
+          <w:rPr>
+            <w:rStyle w:val="Hyperlink"/>
+            <w:sz w:val="28"/>
+            <w:szCs w:val="28"/>
+          </w:rPr>
+          <w:t>https://github.com/tleunen/babel-plugin-module-resolver</w:t>
+        </w:r>
+      </w:hyperlink>
+      <w:r>
+        <w:rPr>
+          <w:sz w:val="28"/>
+          <w:szCs w:val="28"/>
+        </w:rPr>
+        <w:t xml:space="preserve"> </w:t>
+      </w:r>
+      <w:r>
+        <w:rPr>
+          <w:sz w:val="28"/>
+          <w:szCs w:val="28"/>
+        </w:rPr>
+        <w:br w:type="page"/>
+      </w:r>
+    </w:p>
+    <w:p>
+      <w:pPr>
+        <w:rPr>
+          <w:b/>
+          <w:bCs/>
+          <w:sz w:val="28"/>
+          <w:szCs w:val="28"/>
+        </w:rPr>
+      </w:pPr>
+      <w:r>
+        <w:rPr>
+          <w:b/>
+          <w:bCs/>
+          <w:sz w:val="28"/>
+          <w:szCs w:val="28"/>
+        </w:rPr>
+        <w:lastRenderedPageBreak/>
+        <w:tab/>
+      </w:r>
+      <w:r>
+        <w:rPr>
+          <w:sz w:val="28"/>
+          <w:szCs w:val="28"/>
+        </w:rPr>
+        <w:t>Cài đặt</w:t>
+      </w:r>
+      <w:r>
+        <w:rPr>
+          <w:b/>
+          <w:bCs/>
+          <w:sz w:val="28"/>
+          <w:szCs w:val="28"/>
+        </w:rPr>
+        <w:t xml:space="preserve"> normalize.css </w:t>
+      </w:r>
+      <w:r>
+        <w:rPr>
+          <w:sz w:val="28"/>
+          <w:szCs w:val="28"/>
+        </w:rPr>
+        <w:t>(</w:t>
+      </w:r>
+      <w:r>
+        <w:t>để tránh “CSS hiển thị lỗi linh tinh” khi người dùng mở website bằng các trình duyệt khác nhau</w:t>
+      </w:r>
+      <w:r>
+        <w:rPr>
+          <w:sz w:val="28"/>
+          <w:szCs w:val="28"/>
+        </w:rPr>
+        <w:t>)</w:t>
+      </w:r>
+    </w:p>
+    <w:p>
+      <w:pPr>
+        <w:rPr>
+          <w:b/>
+          <w:bCs/>
+          <w:sz w:val="28"/>
+          <w:szCs w:val="28"/>
+        </w:rPr>
+      </w:pPr>
+      <w:r>
+        <w:rPr>
+          <w:b/>
+          <w:bCs/>
+          <w:sz w:val="28"/>
+          <w:szCs w:val="28"/>
+        </w:rPr>
+        <w:tab/>
+      </w:r>
+      <w:r>
+        <w:rPr>
+          <w:b/>
+          <w:bCs/>
+          <w:sz w:val="28"/>
+          <w:szCs w:val="28"/>
+        </w:rPr>
+        <w:tab/>
+      </w:r>
+      <w:r>
+        <w:rPr>
+          <w:b/>
+          <w:bCs/>
+          <w:sz w:val="28"/>
+          <w:szCs w:val="28"/>
+        </w:rPr>
+        <w:t>npm i --save normalize.css</w:t>
+      </w:r>
+    </w:p>
+    <w:p>
+      <w:pPr>
+        <w:rPr>
+          <w:b/>
+          <w:bCs/>
+          <w:sz w:val="28"/>
+          <w:szCs w:val="28"/>
+        </w:rPr>
+      </w:pPr>
+    </w:p>
+    <w:p>
+      <w:pPr>
+        <w:rPr>
+          <w:sz w:val="28"/>
+          <w:szCs w:val="28"/>
+        </w:rPr>
+      </w:pPr>
+      <w:r>
+        <w:rPr>
+          <w:b/>
+          <w:bCs/>
+          <w:sz w:val="28"/>
+          <w:szCs w:val="28"/>
+        </w:rPr>
+        <w:tab/>
+      </w:r>
+      <w:r>
+        <w:rPr>
+          <w:sz w:val="28"/>
+          <w:szCs w:val="28"/>
+        </w:rPr>
+        <w:t>Cài đặt</w:t>
+      </w:r>
+      <w:r>
+        <w:rPr>
+          <w:b/>
+          <w:bCs/>
+          <w:sz w:val="28"/>
+          <w:szCs w:val="28"/>
+        </w:rPr>
+        <w:t xml:space="preserve"> classnames </w:t>
+      </w:r>
+      <w:r>
+        <w:rPr>
+          <w:sz w:val="28"/>
+          <w:szCs w:val="28"/>
+        </w:rPr>
+        <w:t>(</w:t>
+      </w:r>
+      <w:r>
+        <w:rPr>
+          <w:sz w:val="28"/>
+          <w:szCs w:val="28"/>
+        </w:rPr>
+        <w:t>để việc gọi biến với ‘-’ dễ hơn trong css</w:t>
+      </w:r>
+      <w:r>
+        <w:rPr>
+          <w:sz w:val="28"/>
+          <w:szCs w:val="28"/>
+        </w:rPr>
+        <w:t>)</w:t>
+      </w:r>
+      <w:r>
+        <w:rPr>
+          <w:sz w:val="28"/>
+          <w:szCs w:val="28"/>
+        </w:rPr>
+        <w:t xml:space="preserve"> </w:t>
+      </w:r>
+    </w:p>
+    <w:p>
+      <w:pPr>
+        <w:ind w:left="2880" w:firstLine="720"/>
+        <w:rPr>
+          <w:b/>
+          <w:bCs/>
+          <w:sz w:val="28"/>
+          <w:szCs w:val="28"/>
+        </w:rPr>
+      </w:pPr>
+      <w:r>
+        <w:rPr>
+          <w:sz w:val="28"/>
+          <w:szCs w:val="28"/>
+        </w:rPr>
+        <w:t>vd: sx(‘post-item’)</w:t>
+      </w:r>
+    </w:p>
+    <w:p>
+      <w:pPr>
+        <w:rPr>
+          <w:b/>
+          <w:bCs/>
+          <w:sz w:val="28"/>
+          <w:szCs w:val="28"/>
+        </w:rPr>
+      </w:pPr>
+      <w:r>
+        <w:rPr>
+          <w:b/>
+          <w:bCs/>
+          <w:sz w:val="28"/>
+          <w:szCs w:val="28"/>
+        </w:rPr>
+        <w:tab/>
+      </w:r>
+      <w:r>
+        <w:rPr>
+          <w:b/>
+          <w:bCs/>
+          <w:sz w:val="28"/>
+          <w:szCs w:val="28"/>
+        </w:rPr>
+        <w:tab/>
+        <w:t>npm i classnames</w:t>
+      </w:r>
+    </w:p>
+    <w:p>
+      <w:pPr>
+        <w:rPr>
+          <w:b/>
+          <w:bCs/>
+          <w:sz w:val="36"/>
+          <w:szCs w:val="36"/>
+        </w:rPr>
+      </w:pPr>
+      <w:r>
+        <w:rPr>
+          <w:b/>
+          <w:bCs/>
+          <w:sz w:val="36"/>
+          <w:szCs w:val="36"/>
+        </w:rPr>
+        <w:br w:type="page"/>
+      </w:r>
+    </w:p>
+    <w:p>
+      <w:pPr>
+        <w:jc w:val="center"/>
+        <w:rPr>
+          <w:b/>
+          <w:bCs/>
+          <w:sz w:val="36"/>
+          <w:szCs w:val="36"/>
+        </w:rPr>
+      </w:pPr>
+      <w:r>
+        <w:rPr>
+          <w:b/>
+          <w:bCs/>
+          <w:sz w:val="36"/>
+          <w:szCs w:val="36"/>
+        </w:rPr>
+        <w:lastRenderedPageBreak/>
+        <w:t>Chạy dự án</w:t>
+      </w:r>
+    </w:p>
+    <w:p>
+      <w:pPr>
+        <w:rPr>
+          <w:b/>
+          <w:bCs/>
+        </w:rPr>
+      </w:pPr>
+      <w:r>
+        <w:rPr>
+          <w:b/>
+          <w:bCs/>
+        </w:rPr>
+        <w:t xml:space="preserve">- </w:t>
+      </w:r>
+      <w:r>
+        <w:t>Chạy dự án</w:t>
+      </w:r>
+    </w:p>
+    <w:p>
+      <w:pPr>
+        <w:rPr>
+          <w:b/>
+          <w:bCs/>
+        </w:rPr>
+      </w:pPr>
+      <w:r>
+        <w:rPr>
+          <w:b/>
+          <w:bCs/>
+        </w:rPr>
+        <w:tab/>
+        <w:t>npm start</w:t>
+      </w:r>
+    </w:p>
+    <w:p>
+      <w:pPr>
+        <w:ind w:left="1440"/>
+        <w:rPr>
+          <w:b/>
+          <w:bCs/>
+        </w:rPr>
+      </w:pPr>
+      <w:r>
+        <w:rPr>
+          <w:b/>
+          <w:bCs/>
+          <w:noProof/>
+        </w:rPr>
+        <w:drawing>
+          <wp:inline distT="0" distB="0" distL="0" distR="0" wp14:anchorId="102B8BF3" wp14:editId="0DED2CB9">
+            <wp:extent cx="4246351" cy="925033"/>
+            <wp:effectExtent l="0" t="0" r="1905" b="8890"/>
+            <wp:docPr id="3" name="Picture 3"/>
+            <wp:cNvGraphicFramePr>
+              <a:graphicFrameLocks xmlns:a="http://schemas.openxmlformats.org/drawingml/2006/main" noChangeAspect="1"/>
+            </wp:cNvGraphicFramePr>
+            <a:graphic xmlns:a="http://schemas.openxmlformats.org/drawingml/2006/main">
+              <a:graphicData uri="http://schemas.openxmlformats.org/drawingml/2006/picture">
+                <pic:pic xmlns:pic="http://schemas.openxmlformats.org/drawingml/2006/picture">
+                  <pic:nvPicPr>
+                    <pic:cNvPr id="1" name=""/>
+                    <pic:cNvPicPr/>
+                  </pic:nvPicPr>
+                  <pic:blipFill>
+                    <a:blip r:embed="rId13"/>
+                    <a:stretch>
+                      <a:fillRect/>
+                    </a:stretch>
+                  </pic:blipFill>
+                  <pic:spPr>
+                    <a:xfrm>
+                      <a:off x="0" y="0"/>
                       <a:ext cx="4264309" cy="928945"/>
                     </a:xfrm>
                     <a:prstGeom prst="rect">
@@ -5390,6 +5979,69 @@
       </w:r>
       <w:r>
         <w:t>&lt;tên dự án&gt;</w:t>
+      </w:r>
+    </w:p>
+    <w:p>
+      <w:r>
+        <w:t xml:space="preserve">3. (optional) tạo </w:t>
+      </w:r>
+      <w:proofErr w:type="gramStart"/>
+      <w:r>
+        <w:t>“.env</w:t>
+      </w:r>
+      <w:proofErr w:type="gramEnd"/>
+      <w:r>
+        <w:t>.local” để tạo biến môi trường</w:t>
+      </w:r>
+    </w:p>
+    <w:p>
+      <w:r>
+        <w:t>4. Khởi tạo Css mặc định</w:t>
+      </w:r>
+    </w:p>
+    <w:p>
+      <w:pPr>
+        <w:jc w:val="center"/>
+      </w:pPr>
+      <w:r>
+        <w:rPr>
+          <w:noProof/>
+        </w:rPr>
+        <w:drawing>
+          <wp:inline distT="0" distB="0" distL="0" distR="0" wp14:anchorId="72C212EF" wp14:editId="3BD2C9F3">
+            <wp:extent cx="5234400" cy="2412522"/>
+            <wp:effectExtent l="0" t="0" r="4445" b="6985"/>
+            <wp:docPr id="4" name="Picture 4"/>
+            <wp:cNvGraphicFramePr>
+              <a:graphicFrameLocks xmlns:a="http://schemas.openxmlformats.org/drawingml/2006/main" noChangeAspect="1"/>
+            </wp:cNvGraphicFramePr>
+            <a:graphic xmlns:a="http://schemas.openxmlformats.org/drawingml/2006/main">
+              <a:graphicData uri="http://schemas.openxmlformats.org/drawingml/2006/picture">
+                <pic:pic xmlns:pic="http://schemas.openxmlformats.org/drawingml/2006/picture">
+                  <pic:nvPicPr>
+                    <pic:cNvPr id="1" name=""/>
+                    <pic:cNvPicPr/>
+                  </pic:nvPicPr>
+                  <pic:blipFill>
+                    <a:blip r:embed="rId14"/>
+                    <a:stretch>
+                      <a:fillRect/>
+                    </a:stretch>
+                  </pic:blipFill>
+                  <pic:spPr>
+                    <a:xfrm>
+                      <a:off x="0" y="0"/>
+                      <a:ext cx="5244826" cy="2417327"/>
+                    </a:xfrm>
+                    <a:prstGeom prst="rect">
+                      <a:avLst/>
+                    </a:prstGeom>
+                  </pic:spPr>
+                </pic:pic>
+              </a:graphicData>
+            </a:graphic>
+          </wp:inline>
+        </w:drawing>
       </w:r>
     </w:p>
     <w:p/>
@@ -6149,4 +6801,16 @@
     </a:ext>
   </a:extLst>
 </a:theme>
+</file>
+
+<file path=customXml/item1.xml><?xml version="1.0" encoding="utf-8"?>
+<b:Sources xmlns:b="http://schemas.openxmlformats.org/officeDocument/2006/bibliography" xmlns="http://schemas.openxmlformats.org/officeDocument/2006/bibliography" SelectedStyle="\APASixthEditionOfficeOnline.xsl" StyleName="APA" Version="6"/>
+</file>
+
+<file path=customXml/itemProps1.xml><?xml version="1.0" encoding="utf-8"?>
+<ds:datastoreItem xmlns:ds="http://schemas.openxmlformats.org/officeDocument/2006/customXml" ds:itemID="{C83FBA95-4C12-4CC3-A8BB-CE93BE10C315}">
+  <ds:schemaRefs>
+    <ds:schemaRef ds:uri="http://schemas.openxmlformats.org/officeDocument/2006/bibliography"/>
+  </ds:schemaRefs>
+</ds:datastoreItem>
 </file>
--- a/setUp&CreateProject.docx
+++ b/setUp&CreateProject.docx
@@ -5770,6 +5770,239 @@
         <w:rPr>
           <w:b/>
           <w:bCs/>
+          <w:sz w:val="28"/>
+          <w:szCs w:val="28"/>
+        </w:rPr>
+      </w:pPr>
+    </w:p>
+    <w:p>
+      <w:pPr>
+        <w:rPr>
+          <w:sz w:val="28"/>
+          <w:szCs w:val="28"/>
+        </w:rPr>
+      </w:pPr>
+      <w:r>
+        <w:rPr>
+          <w:b/>
+          <w:bCs/>
+          <w:sz w:val="28"/>
+          <w:szCs w:val="28"/>
+        </w:rPr>
+        <w:tab/>
+      </w:r>
+      <w:r>
+        <w:rPr>
+          <w:sz w:val="28"/>
+          <w:szCs w:val="28"/>
+        </w:rPr>
+        <w:t>Cài thư viện áp dụng font-awesome</w:t>
+      </w:r>
+      <w:r>
+        <w:rPr>
+          <w:sz w:val="28"/>
+          <w:szCs w:val="28"/>
+        </w:rPr>
+        <w:t xml:space="preserve"> (đưa vào </w:t>
+      </w:r>
+      <w:proofErr w:type="gramStart"/>
+      <w:r>
+        <w:rPr>
+          <w:sz w:val="28"/>
+          <w:szCs w:val="28"/>
+        </w:rPr>
+        <w:t>package.json</w:t>
+      </w:r>
+      <w:proofErr w:type="gramEnd"/>
+      <w:r>
+        <w:rPr>
+          <w:sz w:val="28"/>
+          <w:szCs w:val="28"/>
+        </w:rPr>
+        <w:t xml:space="preserve"> cụ thể là </w:t>
+      </w:r>
+      <w:r>
+        <w:rPr>
+          <w:sz w:val="28"/>
+          <w:szCs w:val="28"/>
+        </w:rPr>
+        <w:t>dependencies</w:t>
+      </w:r>
+      <w:r>
+        <w:rPr>
+          <w:sz w:val="28"/>
+          <w:szCs w:val="28"/>
+        </w:rPr>
+        <w:t xml:space="preserve">) rồi </w:t>
+      </w:r>
+      <w:r>
+        <w:rPr>
+          <w:b/>
+          <w:bCs/>
+          <w:sz w:val="28"/>
+          <w:szCs w:val="28"/>
+        </w:rPr>
+        <w:t>npm install</w:t>
+      </w:r>
+    </w:p>
+    <w:p>
+      <w:pPr>
+        <w:rPr>
+          <w:b/>
+          <w:bCs/>
+          <w:sz w:val="28"/>
+          <w:szCs w:val="28"/>
+        </w:rPr>
+      </w:pPr>
+      <w:r>
+        <w:rPr>
+          <w:b/>
+          <w:bCs/>
+          <w:sz w:val="28"/>
+          <w:szCs w:val="28"/>
+        </w:rPr>
+        <w:tab/>
+      </w:r>
+      <w:r>
+        <w:rPr>
+          <w:b/>
+          <w:bCs/>
+          <w:sz w:val="28"/>
+          <w:szCs w:val="28"/>
+        </w:rPr>
+        <w:tab/>
+      </w:r>
+      <w:r>
+        <w:rPr>
+          <w:b/>
+          <w:bCs/>
+          <w:sz w:val="28"/>
+          <w:szCs w:val="28"/>
+        </w:rPr>
+        <w:t>"@fortawesome/fontawesome-svg-core": "^1.3.0",</w:t>
+      </w:r>
+    </w:p>
+    <w:p>
+      <w:pPr>
+        <w:ind w:left="1440"/>
+        <w:rPr>
+          <w:b/>
+          <w:bCs/>
+          <w:sz w:val="28"/>
+          <w:szCs w:val="28"/>
+        </w:rPr>
+      </w:pPr>
+      <w:r>
+        <w:rPr>
+          <w:b/>
+          <w:bCs/>
+          <w:sz w:val="28"/>
+          <w:szCs w:val="28"/>
+        </w:rPr>
+        <w:t>"@fortawesome/free-brands-svg-icons": "^6.0.0",</w:t>
+      </w:r>
+    </w:p>
+    <w:p>
+      <w:pPr>
+        <w:ind w:left="1440"/>
+        <w:rPr>
+          <w:b/>
+          <w:bCs/>
+          <w:sz w:val="28"/>
+          <w:szCs w:val="28"/>
+        </w:rPr>
+      </w:pPr>
+      <w:r>
+        <w:rPr>
+          <w:b/>
+          <w:bCs/>
+          <w:sz w:val="28"/>
+          <w:szCs w:val="28"/>
+        </w:rPr>
+        <w:t>"@fortawesome/free-regular-svg-icons": "^6.0.0",</w:t>
+      </w:r>
+    </w:p>
+    <w:p>
+      <w:pPr>
+        <w:ind w:left="1440"/>
+        <w:rPr>
+          <w:b/>
+          <w:bCs/>
+          <w:sz w:val="28"/>
+          <w:szCs w:val="28"/>
+        </w:rPr>
+      </w:pPr>
+      <w:r>
+        <w:rPr>
+          <w:b/>
+          <w:bCs/>
+          <w:sz w:val="28"/>
+          <w:szCs w:val="28"/>
+        </w:rPr>
+        <w:t>"@fortawesome/free-solid-svg-icons": "^6.0.0",</w:t>
+      </w:r>
+    </w:p>
+    <w:p>
+      <w:pPr>
+        <w:ind w:left="1440"/>
+        <w:rPr>
+          <w:b/>
+          <w:bCs/>
+          <w:sz w:val="28"/>
+          <w:szCs w:val="28"/>
+        </w:rPr>
+      </w:pPr>
+      <w:r>
+        <w:rPr>
+          <w:b/>
+          <w:bCs/>
+          <w:sz w:val="28"/>
+          <w:szCs w:val="28"/>
+        </w:rPr>
+        <w:t>"@fortawesome/react-fontawesome": "^0.1.17",</w:t>
+      </w:r>
+    </w:p>
+    <w:p>
+      <w:pPr>
+        <w:ind w:left="1440"/>
+        <w:rPr>
+          <w:sz w:val="28"/>
+          <w:szCs w:val="28"/>
+        </w:rPr>
+      </w:pPr>
+      <w:r>
+        <w:rPr>
+          <w:sz w:val="28"/>
+          <w:szCs w:val="28"/>
+        </w:rPr>
+        <w:t>Hoặc</w:t>
+      </w:r>
+    </w:p>
+    <w:p>
+      <w:pPr>
+        <w:ind w:left="1440"/>
+        <w:rPr>
+          <w:b/>
+          <w:bCs/>
+          <w:sz w:val="28"/>
+          <w:szCs w:val="28"/>
+        </w:rPr>
+      </w:pPr>
+      <w:r>
+        <w:rPr>
+          <w:b/>
+          <w:bCs/>
+          <w:sz w:val="28"/>
+          <w:szCs w:val="28"/>
+        </w:rPr>
+        <w:t>npm install @fortawesome/react-fontawesome@latest</w:t>
+      </w:r>
+    </w:p>
+    <w:p>
+      <w:pPr>
+        <w:rPr>
+          <w:b/>
+          <w:bCs/>
           <w:sz w:val="36"/>
           <w:szCs w:val="36"/>
         </w:rPr>
@@ -5781,83 +6014,41 @@
           <w:sz w:val="36"/>
           <w:szCs w:val="36"/>
         </w:rPr>
-        <w:br w:type="page"/>
-      </w:r>
-    </w:p>
-    <w:p>
-      <w:pPr>
-        <w:jc w:val="center"/>
+        <w:tab/>
+      </w:r>
+      <w:r>
         <w:rPr>
           <w:b/>
           <w:bCs/>
           <w:sz w:val="36"/>
           <w:szCs w:val="36"/>
         </w:rPr>
-      </w:pPr>
-      <w:r>
+        <w:br w:type="page"/>
+      </w:r>
+    </w:p>
+    <w:p>
+      <w:pPr>
         <w:rPr>
           <w:b/>
           <w:bCs/>
           <w:sz w:val="36"/>
           <w:szCs w:val="36"/>
         </w:rPr>
+      </w:pPr>
+      <w:r>
+        <w:rPr>
+          <w:b/>
+          <w:bCs/>
+          <w:noProof/>
+          <w:sz w:val="36"/>
+          <w:szCs w:val="36"/>
+        </w:rPr>
         <w:lastRenderedPageBreak/>
-        <w:t>Chạy dự án</w:t>
-      </w:r>
-    </w:p>
-    <w:p>
-      <w:pPr>
-        <w:rPr>
-          <w:b/>
-          <w:bCs/>
-        </w:rPr>
-      </w:pPr>
-      <w:r>
-        <w:rPr>
-          <w:b/>
-          <w:bCs/>
-        </w:rPr>
-        <w:t xml:space="preserve">- </w:t>
-      </w:r>
-      <w:r>
-        <w:t>Chạy dự án</w:t>
-      </w:r>
-    </w:p>
-    <w:p>
-      <w:pPr>
-        <w:rPr>
-          <w:b/>
-          <w:bCs/>
-        </w:rPr>
-      </w:pPr>
-      <w:r>
-        <w:rPr>
-          <w:b/>
-          <w:bCs/>
-        </w:rPr>
-        <w:tab/>
-        <w:t>npm start</w:t>
-      </w:r>
-    </w:p>
-    <w:p>
-      <w:pPr>
-        <w:ind w:left="1440"/>
-        <w:rPr>
-          <w:b/>
-          <w:bCs/>
-        </w:rPr>
-      </w:pPr>
-      <w:r>
-        <w:rPr>
-          <w:b/>
-          <w:bCs/>
-          <w:noProof/>
-        </w:rPr>
         <w:drawing>
-          <wp:inline distT="0" distB="0" distL="0" distR="0" wp14:anchorId="102B8BF3" wp14:editId="0DED2CB9">
-            <wp:extent cx="4246351" cy="925033"/>
-            <wp:effectExtent l="0" t="0" r="1905" b="8890"/>
-            <wp:docPr id="3" name="Picture 3"/>
+          <wp:inline distT="0" distB="0" distL="0" distR="0" wp14:anchorId="60888A27" wp14:editId="086EA2FF">
+            <wp:extent cx="5943600" cy="3870960"/>
+            <wp:effectExtent l="0" t="0" r="0" b="0"/>
+            <wp:docPr id="5" name="Picture 5"/>
             <wp:cNvGraphicFramePr>
               <a:graphicFrameLocks xmlns:a="http://schemas.openxmlformats.org/drawingml/2006/main" noChangeAspect="1"/>
             </wp:cNvGraphicFramePr>
@@ -5877,7 +6068,7 @@
                   <pic:spPr>
                     <a:xfrm>
                       <a:off x="0" y="0"/>
-                      <a:ext cx="4264309" cy="928945"/>
+                      <a:ext cx="5943600" cy="3870960"/>
                     </a:xfrm>
                     <a:prstGeom prst="rect">
                       <a:avLst/>
@@ -5892,126 +6083,106 @@
     </w:p>
     <w:p>
       <w:pPr>
+        <w:rPr>
+          <w:b/>
+          <w:bCs/>
+          <w:sz w:val="36"/>
+          <w:szCs w:val="36"/>
+        </w:rPr>
+      </w:pPr>
+      <w:r>
+        <w:rPr>
+          <w:b/>
+          <w:bCs/>
+          <w:sz w:val="36"/>
+          <w:szCs w:val="36"/>
+        </w:rPr>
+        <w:br w:type="page"/>
+      </w:r>
+    </w:p>
+    <w:p>
+      <w:pPr>
+        <w:rPr>
+          <w:b/>
+          <w:bCs/>
+          <w:sz w:val="36"/>
+          <w:szCs w:val="36"/>
+        </w:rPr>
+      </w:pPr>
+    </w:p>
+    <w:p>
+      <w:pPr>
+        <w:jc w:val="center"/>
+        <w:rPr>
+          <w:b/>
+          <w:bCs/>
+          <w:sz w:val="36"/>
+          <w:szCs w:val="36"/>
+        </w:rPr>
+      </w:pPr>
+      <w:r>
+        <w:rPr>
+          <w:b/>
+          <w:bCs/>
+          <w:sz w:val="36"/>
+          <w:szCs w:val="36"/>
+        </w:rPr>
+        <w:t>Chạy dự án</w:t>
+      </w:r>
+    </w:p>
+    <w:p>
+      <w:pPr>
+        <w:rPr>
+          <w:b/>
+          <w:bCs/>
+        </w:rPr>
+      </w:pPr>
+      <w:r>
+        <w:rPr>
+          <w:b/>
+          <w:bCs/>
+        </w:rPr>
+        <w:t xml:space="preserve">- </w:t>
+      </w:r>
+      <w:r>
+        <w:t>Chạy dự án</w:t>
+      </w:r>
+    </w:p>
+    <w:p>
+      <w:pPr>
+        <w:rPr>
+          <w:b/>
+          <w:bCs/>
+        </w:rPr>
+      </w:pPr>
+      <w:r>
+        <w:rPr>
+          <w:b/>
+          <w:bCs/>
+        </w:rPr>
+        <w:tab/>
+        <w:t>npm start</w:t>
+      </w:r>
+    </w:p>
+    <w:p>
+      <w:pPr>
         <w:ind w:left="1440"/>
-      </w:pPr>
-      <w:r>
-        <w:t>Chạy lệnh trong này</w:t>
-      </w:r>
-    </w:p>
-    <w:p>
-      <w:pPr>
-        <w:ind w:left="1440"/>
-      </w:pPr>
-      <w:r>
-        <w:t xml:space="preserve">- Nếu muốn chạy các lệnh khác thì thêm run </w:t>
-      </w:r>
-    </w:p>
-    <w:p>
-      <w:pPr>
-        <w:ind w:left="1440"/>
-      </w:pPr>
-      <w:r>
-        <w:tab/>
-        <w:t>VD: npm run build</w:t>
-      </w:r>
-    </w:p>
-    <w:p>
-      <w:pPr>
-        <w:ind w:left="720"/>
-        <w:rPr>
-          <w:b/>
-          <w:bCs/>
-        </w:rPr>
-      </w:pPr>
-      <w:r>
-        <w:rPr>
-          <w:b/>
-          <w:bCs/>
-        </w:rPr>
-        <w:tab/>
-      </w:r>
-    </w:p>
-    <w:p>
-      <w:r>
-        <w:br w:type="page"/>
-      </w:r>
-    </w:p>
-    <w:p>
-      <w:pPr>
-        <w:jc w:val="center"/>
-        <w:rPr>
-          <w:b/>
-          <w:bCs/>
-          <w:sz w:val="40"/>
-          <w:szCs w:val="40"/>
-        </w:rPr>
-      </w:pPr>
-      <w:r>
-        <w:rPr>
-          <w:b/>
-          <w:bCs/>
-          <w:sz w:val="40"/>
-          <w:szCs w:val="40"/>
-        </w:rPr>
-        <w:lastRenderedPageBreak/>
-        <w:t>Tạo Dự án hoàn chỉnh (mới)</w:t>
-      </w:r>
-    </w:p>
-    <w:p>
-      <w:r>
-        <w:t>Tạo dự án mới</w:t>
-      </w:r>
-    </w:p>
-    <w:p>
-      <w:r>
-        <w:t>1. vào thư mục muốn tạo và mở terminal</w:t>
-      </w:r>
-    </w:p>
-    <w:p>
-      <w:r>
-        <w:t>2. chạy lệnh tạo:</w:t>
-      </w:r>
-    </w:p>
-    <w:p>
-      <w:r>
-        <w:tab/>
-        <w:t xml:space="preserve">npx create-react-app </w:t>
-      </w:r>
-      <w:r>
-        <w:t>&lt;tên dự án&gt;</w:t>
-      </w:r>
-    </w:p>
-    <w:p>
-      <w:r>
-        <w:t xml:space="preserve">3. (optional) tạo </w:t>
-      </w:r>
-      <w:proofErr w:type="gramStart"/>
-      <w:r>
-        <w:t>“.env</w:t>
-      </w:r>
-      <w:proofErr w:type="gramEnd"/>
-      <w:r>
-        <w:t>.local” để tạo biến môi trường</w:t>
-      </w:r>
-    </w:p>
-    <w:p>
-      <w:r>
-        <w:t>4. Khởi tạo Css mặc định</w:t>
-      </w:r>
-    </w:p>
-    <w:p>
-      <w:pPr>
-        <w:jc w:val="center"/>
-      </w:pPr>
-      <w:r>
-        <w:rPr>
+        <w:rPr>
+          <w:b/>
+          <w:bCs/>
+        </w:rPr>
+      </w:pPr>
+      <w:r>
+        <w:rPr>
+          <w:b/>
+          <w:bCs/>
           <w:noProof/>
         </w:rPr>
         <w:drawing>
-          <wp:inline distT="0" distB="0" distL="0" distR="0" wp14:anchorId="72C212EF" wp14:editId="3BD2C9F3">
-            <wp:extent cx="5234400" cy="2412522"/>
-            <wp:effectExtent l="0" t="0" r="4445" b="6985"/>
-            <wp:docPr id="4" name="Picture 4"/>
+          <wp:inline distT="0" distB="0" distL="0" distR="0" wp14:anchorId="102B8BF3" wp14:editId="0DED2CB9">
+            <wp:extent cx="4246351" cy="925033"/>
+            <wp:effectExtent l="0" t="0" r="1905" b="8890"/>
+            <wp:docPr id="3" name="Picture 3"/>
             <wp:cNvGraphicFramePr>
               <a:graphicFrameLocks xmlns:a="http://schemas.openxmlformats.org/drawingml/2006/main" noChangeAspect="1"/>
             </wp:cNvGraphicFramePr>
@@ -6031,7 +6202,7 @@
                   <pic:spPr>
                     <a:xfrm>
                       <a:off x="0" y="0"/>
-                      <a:ext cx="5244826" cy="2417327"/>
+                      <a:ext cx="4264309" cy="928945"/>
                     </a:xfrm>
                     <a:prstGeom prst="rect">
                       <a:avLst/>
@@ -6044,7 +6215,249 @@
         </w:drawing>
       </w:r>
     </w:p>
-    <w:p/>
+    <w:p>
+      <w:pPr>
+        <w:ind w:left="1440"/>
+      </w:pPr>
+      <w:r>
+        <w:t>Chạy lệnh trong này</w:t>
+      </w:r>
+    </w:p>
+    <w:p>
+      <w:pPr>
+        <w:ind w:left="1440"/>
+      </w:pPr>
+      <w:r>
+        <w:t xml:space="preserve">- Nếu muốn chạy các lệnh khác thì thêm run </w:t>
+      </w:r>
+    </w:p>
+    <w:p>
+      <w:pPr>
+        <w:ind w:left="1440"/>
+      </w:pPr>
+      <w:r>
+        <w:tab/>
+        <w:t>VD: npm run build</w:t>
+      </w:r>
+    </w:p>
+    <w:p>
+      <w:pPr>
+        <w:ind w:left="720"/>
+        <w:rPr>
+          <w:b/>
+          <w:bCs/>
+        </w:rPr>
+      </w:pPr>
+      <w:r>
+        <w:rPr>
+          <w:b/>
+          <w:bCs/>
+        </w:rPr>
+        <w:tab/>
+      </w:r>
+    </w:p>
+    <w:p>
+      <w:r>
+        <w:br w:type="page"/>
+      </w:r>
+    </w:p>
+    <w:p>
+      <w:pPr>
+        <w:jc w:val="center"/>
+        <w:rPr>
+          <w:b/>
+          <w:bCs/>
+          <w:sz w:val="40"/>
+          <w:szCs w:val="40"/>
+        </w:rPr>
+      </w:pPr>
+      <w:r>
+        <w:rPr>
+          <w:b/>
+          <w:bCs/>
+          <w:sz w:val="40"/>
+          <w:szCs w:val="40"/>
+        </w:rPr>
+        <w:lastRenderedPageBreak/>
+        <w:t>Tạo Dự án hoàn chỉnh (mới)</w:t>
+      </w:r>
+    </w:p>
+    <w:p>
+      <w:r>
+        <w:t>Tạo dự án mới</w:t>
+      </w:r>
+    </w:p>
+    <w:p>
+      <w:r>
+        <w:t>1. vào thư mục muốn tạo và mở terminal</w:t>
+      </w:r>
+    </w:p>
+    <w:p>
+      <w:r>
+        <w:t>2. chạy lệnh tạo:</w:t>
+      </w:r>
+    </w:p>
+    <w:p>
+      <w:r>
+        <w:tab/>
+      </w:r>
+      <w:r>
+        <w:tab/>
+      </w:r>
+      <w:r>
+        <w:t xml:space="preserve">p </w:t>
+      </w:r>
+      <w:r>
+        <w:t>&lt;tên dự án&gt;</w:t>
+      </w:r>
+    </w:p>
+    <w:p>
+      <w:r>
+        <w:t xml:space="preserve">3. (optional) tạo </w:t>
+      </w:r>
+      <w:proofErr w:type="gramStart"/>
+      <w:r>
+        <w:t>“.env</w:t>
+      </w:r>
+      <w:proofErr w:type="gramEnd"/>
+      <w:r>
+        <w:t>.local” để tạo biến môi trường</w:t>
+      </w:r>
+    </w:p>
+    <w:p>
+      <w:r>
+        <w:t>4. Khởi tạo Css mặc định</w:t>
+      </w:r>
+    </w:p>
+    <w:p>
+      <w:pPr>
+        <w:ind w:left="720"/>
+      </w:pPr>
+      <w:r>
+        <w:rPr>
+          <w:noProof/>
+        </w:rPr>
+        <w:drawing>
+          <wp:inline distT="0" distB="0" distL="0" distR="0" wp14:anchorId="72C212EF" wp14:editId="436BC21F">
+            <wp:extent cx="5234060" cy="837210"/>
+            <wp:effectExtent l="0" t="0" r="5080" b="1270"/>
+            <wp:docPr id="4" name="Picture 4"/>
+            <wp:cNvGraphicFramePr>
+              <a:graphicFrameLocks xmlns:a="http://schemas.openxmlformats.org/drawingml/2006/main" noChangeAspect="1"/>
+            </wp:cNvGraphicFramePr>
+            <a:graphic xmlns:a="http://schemas.openxmlformats.org/drawingml/2006/main">
+              <a:graphicData uri="http://schemas.openxmlformats.org/drawingml/2006/picture">
+                <pic:pic xmlns:pic="http://schemas.openxmlformats.org/drawingml/2006/picture">
+                  <pic:nvPicPr>
+                    <pic:cNvPr id="1" name=""/>
+                    <pic:cNvPicPr/>
+                  </pic:nvPicPr>
+                  <pic:blipFill rotWithShape="1">
+                    <a:blip r:embed="rId15"/>
+                    <a:srcRect b="65295"/>
+                    <a:stretch/>
+                  </pic:blipFill>
+                  <pic:spPr bwMode="auto">
+                    <a:xfrm>
+                      <a:off x="0" y="0"/>
+                      <a:ext cx="5244826" cy="838932"/>
+                    </a:xfrm>
+                    <a:prstGeom prst="rect">
+                      <a:avLst/>
+                    </a:prstGeom>
+                    <a:ln>
+                      <a:noFill/>
+                    </a:ln>
+                    <a:extLst>
+                      <a:ext uri="{53640926-AAD7-44D8-BBD7-CCE9431645EC}">
+                        <a14:shadowObscured xmlns:a14="http://schemas.microsoft.com/office/drawing/2010/main"/>
+                      </a:ext>
+                    </a:extLst>
+                  </pic:spPr>
+                </pic:pic>
+              </a:graphicData>
+            </a:graphic>
+          </wp:inline>
+        </w:drawing>
+      </w:r>
+      <w:r>
+        <w:drawing>
+          <wp:inline distT="0" distB="0" distL="0" distR="0" wp14:anchorId="7E6101EB" wp14:editId="18DAECBA">
+            <wp:extent cx="2345377" cy="1806875"/>
+            <wp:effectExtent l="0" t="0" r="0" b="3175"/>
+            <wp:docPr id="6" name="Picture 6"/>
+            <wp:cNvGraphicFramePr>
+              <a:graphicFrameLocks xmlns:a="http://schemas.openxmlformats.org/drawingml/2006/main" noChangeAspect="1"/>
+            </wp:cNvGraphicFramePr>
+            <a:graphic xmlns:a="http://schemas.openxmlformats.org/drawingml/2006/main">
+              <a:graphicData uri="http://schemas.openxmlformats.org/drawingml/2006/picture">
+                <pic:pic xmlns:pic="http://schemas.openxmlformats.org/drawingml/2006/picture">
+                  <pic:nvPicPr>
+                    <pic:cNvPr id="1" name=""/>
+                    <pic:cNvPicPr/>
+                  </pic:nvPicPr>
+                  <pic:blipFill>
+                    <a:blip r:embed="rId16"/>
+                    <a:stretch>
+                      <a:fillRect/>
+                    </a:stretch>
+                  </pic:blipFill>
+                  <pic:spPr>
+                    <a:xfrm>
+                      <a:off x="0" y="0"/>
+                      <a:ext cx="2354889" cy="1814203"/>
+                    </a:xfrm>
+                    <a:prstGeom prst="rect">
+                      <a:avLst/>
+                    </a:prstGeom>
+                  </pic:spPr>
+                </pic:pic>
+              </a:graphicData>
+            </a:graphic>
+          </wp:inline>
+        </w:drawing>
+      </w:r>
+      <w:r>
+        <w:br/>
+      </w:r>
+      <w:r>
+        <w:drawing>
+          <wp:inline distT="0" distB="0" distL="0" distR="0" wp14:anchorId="07DB7EB2" wp14:editId="6F278908">
+            <wp:extent cx="3099504" cy="3259776"/>
+            <wp:effectExtent l="0" t="0" r="5715" b="0"/>
+            <wp:docPr id="10" name="Picture 10"/>
+            <wp:cNvGraphicFramePr>
+              <a:graphicFrameLocks xmlns:a="http://schemas.openxmlformats.org/drawingml/2006/main" noChangeAspect="1"/>
+            </wp:cNvGraphicFramePr>
+            <a:graphic xmlns:a="http://schemas.openxmlformats.org/drawingml/2006/main">
+              <a:graphicData uri="http://schemas.openxmlformats.org/drawingml/2006/picture">
+                <pic:pic xmlns:pic="http://schemas.openxmlformats.org/drawingml/2006/picture">
+                  <pic:nvPicPr>
+                    <pic:cNvPr id="1" name=""/>
+                    <pic:cNvPicPr/>
+                  </pic:nvPicPr>
+                  <pic:blipFill>
+                    <a:blip r:embed="rId17"/>
+                    <a:stretch>
+                      <a:fillRect/>
+                    </a:stretch>
+                  </pic:blipFill>
+                  <pic:spPr>
+                    <a:xfrm>
+                      <a:off x="0" y="0"/>
+                      <a:ext cx="3148209" cy="3310999"/>
+                    </a:xfrm>
+                    <a:prstGeom prst="rect">
+                      <a:avLst/>
+                    </a:prstGeom>
+                  </pic:spPr>
+                </pic:pic>
+              </a:graphicData>
+            </a:graphic>
+          </wp:inline>
+        </w:drawing>
+      </w:r>
+    </w:p>
     <w:sectPr>
       <w:pgSz w:w="12240" w:h="15840"/>
       <w:pgMar w:top="1440" w:right="1440" w:bottom="1440" w:left="1440" w:header="720" w:footer="720" w:gutter="0"/>
